--- a/ten.docx
+++ b/ten.docx
@@ -938,6 +938,11 @@
       </w:r>
     </w:p>
     <w:p>
+      <w:pPr>
+        <w:rPr>
+          <w:lang w:val="en-US"/>
+        </w:rPr>
+      </w:pPr>
       <w:r>
         <w:rPr>
           <w:lang w:val="en-US"/>
@@ -945,463 +950,1570 @@
         <w:t xml:space="preserve">    </w:t>
       </w:r>
       <w:r>
+        <w:rPr>
+          <w:lang w:val="en-US"/>
+        </w:rPr>
         <w:t>srand((unsigned)time(NULL));</w:t>
       </w:r>
     </w:p>
+    <w:p>
+      <w:pPr>
+        <w:rPr>
+          <w:lang w:val="en-US"/>
+        </w:rPr>
+      </w:pPr>
+    </w:p>
+    <w:p>
+      <w:pPr>
+        <w:rPr>
+          <w:lang w:val="en-US"/>
+        </w:rPr>
+      </w:pPr>
+      <w:r>
+        <w:rPr>
+          <w:lang w:val="en-US"/>
+        </w:rPr>
+        <w:t xml:space="preserve">    const char* input_filename = "input.txt";</w:t>
+      </w:r>
+    </w:p>
+    <w:p>
+      <w:pPr>
+        <w:rPr>
+          <w:lang w:val="en-US"/>
+        </w:rPr>
+      </w:pPr>
+      <w:r>
+        <w:rPr>
+          <w:lang w:val="en-US"/>
+        </w:rPr>
+        <w:t xml:space="preserve">    const char* output_filename = "output.txt";</w:t>
+      </w:r>
+    </w:p>
+    <w:p>
+      <w:pPr>
+        <w:rPr>
+          <w:lang w:val="en-US"/>
+        </w:rPr>
+      </w:pPr>
+    </w:p>
+    <w:p>
+      <w:pPr>
+        <w:rPr>
+          <w:lang w:val="en-US"/>
+        </w:rPr>
+      </w:pPr>
+      <w:r>
+        <w:rPr>
+          <w:lang w:val="en-US"/>
+        </w:rPr>
+        <w:t xml:space="preserve">    FILE* input_file = fopen(input_filename, "w");</w:t>
+      </w:r>
+    </w:p>
+    <w:p>
+      <w:pPr>
+        <w:rPr>
+          <w:lang w:val="en-US"/>
+        </w:rPr>
+      </w:pPr>
+    </w:p>
+    <w:p>
+      <w:pPr>
+        <w:rPr>
+          <w:lang w:val="en-US"/>
+        </w:rPr>
+      </w:pPr>
+      <w:r>
+        <w:rPr>
+          <w:lang w:val="en-US"/>
+        </w:rPr>
+        <w:t xml:space="preserve">    const int SIZE = 20;</w:t>
+      </w:r>
+    </w:p>
+    <w:p>
+      <w:pPr>
+        <w:rPr>
+          <w:lang w:val="en-US"/>
+        </w:rPr>
+      </w:pPr>
+      <w:r>
+        <w:rPr>
+          <w:lang w:val="en-US"/>
+        </w:rPr>
+        <w:t xml:space="preserve">    int mass[SIZE];</w:t>
+      </w:r>
+    </w:p>
+    <w:p>
+      <w:pPr>
+        <w:rPr>
+          <w:lang w:val="en-US"/>
+        </w:rPr>
+      </w:pPr>
+      <w:r>
+        <w:rPr>
+          <w:lang w:val="en-US"/>
+        </w:rPr>
+        <w:t xml:space="preserve">    generate_array(mass, SIZE);</w:t>
+      </w:r>
+    </w:p>
+    <w:p>
+      <w:pPr>
+        <w:rPr>
+          <w:lang w:val="en-US"/>
+        </w:rPr>
+      </w:pPr>
+    </w:p>
+    <w:p>
+      <w:pPr>
+        <w:rPr>
+          <w:lang w:val="en-US"/>
+        </w:rPr>
+      </w:pPr>
+      <w:r>
+        <w:rPr>
+          <w:lang w:val="en-US"/>
+        </w:rPr>
+        <w:t xml:space="preserve">    fprintf(input_file, "=== </w:t>
+      </w:r>
+      <w:r>
+        <w:t>Задание</w:t>
+      </w:r>
+      <w:r>
+        <w:rPr>
+          <w:lang w:val="en-US"/>
+        </w:rPr>
+        <w:t xml:space="preserve"> 1: </w:t>
+      </w:r>
+      <w:r>
+        <w:t>Исходные</w:t>
+      </w:r>
+      <w:r>
+        <w:rPr>
+          <w:lang w:val="en-US"/>
+        </w:rPr>
+        <w:t xml:space="preserve"> </w:t>
+      </w:r>
+      <w:r>
+        <w:t>данные</w:t>
+      </w:r>
+      <w:r>
+        <w:rPr>
+          <w:lang w:val="en-US"/>
+        </w:rPr>
+        <w:t xml:space="preserve"> (</w:t>
+      </w:r>
+      <w:r>
+        <w:t>массив</w:t>
+      </w:r>
+      <w:r>
+        <w:rPr>
+          <w:lang w:val="en-US"/>
+        </w:rPr>
+        <w:t>) ===\n");</w:t>
+      </w:r>
+    </w:p>
+    <w:p>
+      <w:pPr>
+        <w:rPr>
+          <w:lang w:val="en-US"/>
+        </w:rPr>
+      </w:pPr>
+      <w:r>
+        <w:rPr>
+          <w:lang w:val="en-US"/>
+        </w:rPr>
+        <w:lastRenderedPageBreak/>
+        <w:t xml:space="preserve">    fprintf(input_file, "</w:t>
+      </w:r>
+      <w:r>
+        <w:t>Размер</w:t>
+      </w:r>
+      <w:r>
+        <w:rPr>
+          <w:lang w:val="en-US"/>
+        </w:rPr>
+        <w:t>: %d\n", SIZE);</w:t>
+      </w:r>
+    </w:p>
+    <w:p>
+      <w:pPr>
+        <w:rPr>
+          <w:lang w:val="en-US"/>
+        </w:rPr>
+      </w:pPr>
+      <w:r>
+        <w:rPr>
+          <w:lang w:val="en-US"/>
+        </w:rPr>
+        <w:t xml:space="preserve">    fprintf(input_file, "</w:t>
+      </w:r>
+      <w:r>
+        <w:t>Элементы</w:t>
+      </w:r>
+      <w:r>
+        <w:rPr>
+          <w:lang w:val="en-US"/>
+        </w:rPr>
+        <w:t>:\n");</w:t>
+      </w:r>
+    </w:p>
+    <w:p>
+      <w:pPr>
+        <w:rPr>
+          <w:lang w:val="en-US"/>
+        </w:rPr>
+      </w:pPr>
+      <w:r>
+        <w:rPr>
+          <w:lang w:val="en-US"/>
+        </w:rPr>
+        <w:t xml:space="preserve">    for (int i = 0; i &lt; SIZE; i++) {</w:t>
+      </w:r>
+    </w:p>
+    <w:p>
+      <w:pPr>
+        <w:rPr>
+          <w:lang w:val="en-US"/>
+        </w:rPr>
+      </w:pPr>
+      <w:r>
+        <w:rPr>
+          <w:lang w:val="en-US"/>
+        </w:rPr>
+        <w:t xml:space="preserve">        fprintf(input_file, "%d ", mass[i]);</w:t>
+      </w:r>
+    </w:p>
+    <w:p>
+      <w:pPr>
+        <w:rPr>
+          <w:lang w:val="en-US"/>
+        </w:rPr>
+      </w:pPr>
+      <w:r>
+        <w:rPr>
+          <w:lang w:val="en-US"/>
+        </w:rPr>
+        <w:t xml:space="preserve">    }</w:t>
+      </w:r>
+    </w:p>
+    <w:p>
+      <w:pPr>
+        <w:rPr>
+          <w:lang w:val="en-US"/>
+        </w:rPr>
+      </w:pPr>
+      <w:r>
+        <w:rPr>
+          <w:lang w:val="en-US"/>
+        </w:rPr>
+        <w:t xml:space="preserve">    fprintf(input_file, "\n\n");</w:t>
+      </w:r>
+    </w:p>
+    <w:p>
+      <w:pPr>
+        <w:rPr>
+          <w:lang w:val="en-US"/>
+        </w:rPr>
+      </w:pPr>
+    </w:p>
+    <w:p>
+      <w:pPr>
+        <w:rPr>
+          <w:lang w:val="en-US"/>
+        </w:rPr>
+      </w:pPr>
+      <w:r>
+        <w:rPr>
+          <w:lang w:val="en-US"/>
+        </w:rPr>
+        <w:t xml:space="preserve">    const int ROWS = 10;</w:t>
+      </w:r>
+    </w:p>
+    <w:p>
+      <w:pPr>
+        <w:rPr>
+          <w:lang w:val="en-US"/>
+        </w:rPr>
+      </w:pPr>
+      <w:r>
+        <w:rPr>
+          <w:lang w:val="en-US"/>
+        </w:rPr>
+        <w:t xml:space="preserve">    const int COLS = 6;</w:t>
+      </w:r>
+    </w:p>
+    <w:p>
+      <w:pPr>
+        <w:rPr>
+          <w:lang w:val="en-US"/>
+        </w:rPr>
+      </w:pPr>
+      <w:r>
+        <w:rPr>
+          <w:lang w:val="en-US"/>
+        </w:rPr>
+        <w:t xml:space="preserve">    int matrix[ROWS][COLS];</w:t>
+      </w:r>
+    </w:p>
+    <w:p>
+      <w:pPr>
+        <w:rPr>
+          <w:lang w:val="en-US"/>
+        </w:rPr>
+      </w:pPr>
+      <w:r>
+        <w:rPr>
+          <w:lang w:val="en-US"/>
+        </w:rPr>
+        <w:t xml:space="preserve">    int* p_elem</w:t>
+      </w:r>
+      <w:r>
+        <w:rPr>
+          <w:lang w:val="en-US"/>
+        </w:rPr>
+        <w:t>ent</w:t>
+      </w:r>
+      <w:r>
+        <w:rPr>
+          <w:lang w:val="en-US"/>
+        </w:rPr>
+        <w:t xml:space="preserve"> = &amp;matrix[0][0];</w:t>
+      </w:r>
+    </w:p>
+    <w:p>
+      <w:pPr>
+        <w:rPr>
+          <w:lang w:val="en-US"/>
+        </w:rPr>
+      </w:pPr>
+      <w:r>
+        <w:rPr>
+          <w:lang w:val="en-US"/>
+        </w:rPr>
+        <w:t xml:space="preserve">    for (int i = 0; i &lt; ROWS; i++) {</w:t>
+      </w:r>
+    </w:p>
+    <w:p>
+      <w:pPr>
+        <w:rPr>
+          <w:lang w:val="en-US"/>
+        </w:rPr>
+      </w:pPr>
+      <w:r>
+        <w:rPr>
+          <w:lang w:val="en-US"/>
+        </w:rPr>
+        <w:t xml:space="preserve">        for (int j = 0; j &lt; COLS; j++) {</w:t>
+      </w:r>
+    </w:p>
+    <w:p>
+      <w:pPr>
+        <w:rPr>
+          <w:lang w:val="en-US"/>
+        </w:rPr>
+      </w:pPr>
+      <w:r>
+        <w:rPr>
+          <w:lang w:val="en-US"/>
+        </w:rPr>
+        <w:t xml:space="preserve">            *p_elem = rand() % 199 - 99;</w:t>
+      </w:r>
+    </w:p>
+    <w:p>
+      <w:pPr>
+        <w:rPr>
+          <w:lang w:val="en-US"/>
+        </w:rPr>
+      </w:pPr>
+      <w:r>
+        <w:rPr>
+          <w:lang w:val="en-US"/>
+        </w:rPr>
+        <w:t xml:space="preserve">            p_elem++;</w:t>
+      </w:r>
+    </w:p>
+    <w:p>
+      <w:r>
+        <w:rPr>
+          <w:lang w:val="en-US"/>
+        </w:rPr>
+        <w:t xml:space="preserve">        </w:t>
+      </w:r>
+      <w:r>
+        <w:t>}</w:t>
+      </w:r>
+    </w:p>
+    <w:p>
+      <w:r>
+        <w:t xml:space="preserve">    }</w:t>
+      </w:r>
+    </w:p>
     <w:p/>
     <w:p>
       <w:r>
-        <w:t xml:space="preserve">    const char* input_filename = "input.txt";</w:t>
-      </w:r>
-    </w:p>
-    <w:p>
-      <w:r>
-        <w:t xml:space="preserve">    const char* output_filename = "output.txt";</w:t>
+        <w:t xml:space="preserve">    fprintf(input_file, "=== Задание 2: Исходные данные (матрица) ===\n");</w:t>
+      </w:r>
+    </w:p>
+    <w:p>
+      <w:pPr>
+        <w:rPr>
+          <w:lang w:val="en-US"/>
+        </w:rPr>
+      </w:pPr>
+      <w:r>
+        <w:t xml:space="preserve">    </w:t>
+      </w:r>
+      <w:r>
+        <w:rPr>
+          <w:lang w:val="en-US"/>
+        </w:rPr>
+        <w:t>write_matrix_to_file(input_file, &amp;matrix[0][0], ROWS, COLS);</w:t>
+      </w:r>
+    </w:p>
+    <w:p>
+      <w:pPr>
+        <w:rPr>
+          <w:lang w:val="en-US"/>
+        </w:rPr>
+      </w:pPr>
+    </w:p>
+    <w:p>
+      <w:pPr>
+        <w:rPr>
+          <w:lang w:val="en-US"/>
+        </w:rPr>
+      </w:pPr>
+      <w:r>
+        <w:rPr>
+          <w:lang w:val="en-US"/>
+        </w:rPr>
+        <w:t xml:space="preserve">    fclose(input_file);</w:t>
+      </w:r>
+    </w:p>
+    <w:p>
+      <w:pPr>
+        <w:rPr>
+          <w:lang w:val="en-US"/>
+        </w:rPr>
+      </w:pPr>
+      <w:r>
+        <w:rPr>
+          <w:lang w:val="en-US"/>
+        </w:rPr>
+        <w:t xml:space="preserve">    printf("</w:t>
+      </w:r>
+      <w:r>
+        <w:t>Исходные</w:t>
+      </w:r>
+      <w:r>
+        <w:rPr>
+          <w:lang w:val="en-US"/>
+        </w:rPr>
+        <w:t xml:space="preserve"> </w:t>
+      </w:r>
+      <w:r>
+        <w:t>данные</w:t>
+      </w:r>
+      <w:r>
+        <w:rPr>
+          <w:lang w:val="en-US"/>
+        </w:rPr>
+        <w:t xml:space="preserve"> </w:t>
+      </w:r>
+      <w:r>
+        <w:t>записаны</w:t>
+      </w:r>
+      <w:r>
+        <w:rPr>
+          <w:lang w:val="en-US"/>
+        </w:rPr>
+        <w:t xml:space="preserve"> </w:t>
+      </w:r>
+      <w:r>
+        <w:t>в</w:t>
+      </w:r>
+      <w:r>
+        <w:rPr>
+          <w:lang w:val="en-US"/>
+        </w:rPr>
+        <w:t xml:space="preserve"> </w:t>
+      </w:r>
+      <w:r>
+        <w:t>файл</w:t>
+      </w:r>
+      <w:r>
+        <w:rPr>
+          <w:lang w:val="en-US"/>
+        </w:rPr>
+        <w:t>: %s\n", input_filename);</w:t>
+      </w:r>
+    </w:p>
+    <w:p>
+      <w:pPr>
+        <w:rPr>
+          <w:lang w:val="en-US"/>
+        </w:rPr>
+      </w:pPr>
+    </w:p>
+    <w:p>
+      <w:pPr>
+        <w:rPr>
+          <w:lang w:val="en-US"/>
+        </w:rPr>
+      </w:pPr>
+      <w:r>
+        <w:rPr>
+          <w:lang w:val="en-US"/>
+        </w:rPr>
+        <w:t xml:space="preserve">    input_file = fopen(input_filename, "r");</w:t>
+      </w:r>
+    </w:p>
+    <w:p>
+      <w:pPr>
+        <w:rPr>
+          <w:lang w:val="en-US"/>
+        </w:rPr>
+      </w:pPr>
+      <w:r>
+        <w:rPr>
+          <w:lang w:val="en-US"/>
+        </w:rPr>
+        <w:t xml:space="preserve">    if (!input_file) {</w:t>
+      </w:r>
+    </w:p>
+    <w:p>
+      <w:pPr>
+        <w:rPr>
+          <w:lang w:val="en-US"/>
+        </w:rPr>
+      </w:pPr>
+      <w:r>
+        <w:rPr>
+          <w:lang w:val="en-US"/>
+        </w:rPr>
+        <w:t xml:space="preserve">        printf("</w:t>
+      </w:r>
+      <w:r>
+        <w:t>Ошибка</w:t>
+      </w:r>
+      <w:r>
+        <w:rPr>
+          <w:lang w:val="en-US"/>
+        </w:rPr>
+        <w:t xml:space="preserve">: </w:t>
+      </w:r>
+      <w:r>
+        <w:t>не</w:t>
+      </w:r>
+      <w:r>
+        <w:rPr>
+          <w:lang w:val="en-US"/>
+        </w:rPr>
+        <w:t xml:space="preserve"> </w:t>
+      </w:r>
+      <w:r>
+        <w:t>удалось</w:t>
+      </w:r>
+      <w:r>
+        <w:rPr>
+          <w:lang w:val="en-US"/>
+        </w:rPr>
+        <w:t xml:space="preserve"> </w:t>
+      </w:r>
+      <w:r>
+        <w:t>открыть</w:t>
+      </w:r>
+      <w:r>
+        <w:rPr>
+          <w:lang w:val="en-US"/>
+        </w:rPr>
+        <w:t xml:space="preserve"> %s </w:t>
+      </w:r>
+      <w:r>
+        <w:t>для</w:t>
+      </w:r>
+      <w:r>
+        <w:rPr>
+          <w:lang w:val="en-US"/>
+        </w:rPr>
+        <w:t xml:space="preserve"> </w:t>
+      </w:r>
+      <w:r>
+        <w:t>чтения</w:t>
+      </w:r>
+      <w:r>
+        <w:rPr>
+          <w:lang w:val="en-US"/>
+        </w:rPr>
+        <w:t>\n", input_filename);</w:t>
+      </w:r>
+    </w:p>
+    <w:p>
+      <w:pPr>
+        <w:rPr>
+          <w:lang w:val="en-US"/>
+        </w:rPr>
+      </w:pPr>
+      <w:r>
+        <w:rPr>
+          <w:lang w:val="en-US"/>
+        </w:rPr>
+        <w:t xml:space="preserve">        return -1;</w:t>
+      </w:r>
+    </w:p>
+    <w:p>
+      <w:pPr>
+        <w:rPr>
+          <w:lang w:val="en-US"/>
+        </w:rPr>
+      </w:pPr>
+      <w:r>
+        <w:rPr>
+          <w:lang w:val="en-US"/>
+        </w:rPr>
+        <w:t xml:space="preserve">    }</w:t>
+      </w:r>
+    </w:p>
+    <w:p>
+      <w:pPr>
+        <w:rPr>
+          <w:lang w:val="en-US"/>
+        </w:rPr>
+      </w:pPr>
+    </w:p>
+    <w:p>
+      <w:pPr>
+        <w:rPr>
+          <w:lang w:val="en-US"/>
+        </w:rPr>
+      </w:pPr>
+      <w:r>
+        <w:rPr>
+          <w:lang w:val="en-US"/>
+        </w:rPr>
+        <w:t xml:space="preserve">    FILE* output_file = fopen(output_filename, "w");</w:t>
+      </w:r>
+    </w:p>
+    <w:p>
+      <w:pPr>
+        <w:rPr>
+          <w:lang w:val="en-US"/>
+        </w:rPr>
+      </w:pPr>
+    </w:p>
+    <w:p>
+      <w:r>
+        <w:rPr>
+          <w:lang w:val="en-US"/>
+        </w:rPr>
+        <w:t xml:space="preserve">    </w:t>
+      </w:r>
+      <w:r>
+        <w:t>fprintf(output_file, "=== Задание 1: Результаты обработки ===\n");</w:t>
       </w:r>
     </w:p>
     <w:p/>
     <w:p>
-      <w:r>
-        <w:t xml:space="preserve">    FILE* input_file = fopen(input_filename, "w");</w:t>
+      <w:pPr>
+        <w:rPr>
+          <w:lang w:val="en-US"/>
+        </w:rPr>
+      </w:pPr>
+      <w:r>
+        <w:t xml:space="preserve">    </w:t>
+      </w:r>
+      <w:r>
+        <w:rPr>
+          <w:lang w:val="en-US"/>
+        </w:rPr>
+        <w:t>char buffer[100];</w:t>
+      </w:r>
+    </w:p>
+    <w:p>
+      <w:pPr>
+        <w:rPr>
+          <w:lang w:val="en-US"/>
+        </w:rPr>
+      </w:pPr>
+      <w:r>
+        <w:rPr>
+          <w:lang w:val="en-US"/>
+        </w:rPr>
+        <w:t xml:space="preserve">    while (fgets(buffer, sizeof(buffer), input_file)) {</w:t>
+      </w:r>
+    </w:p>
+    <w:p>
+      <w:pPr>
+        <w:rPr>
+          <w:lang w:val="en-US"/>
+        </w:rPr>
+      </w:pPr>
+      <w:r>
+        <w:rPr>
+          <w:lang w:val="en-US"/>
+        </w:rPr>
+        <w:t xml:space="preserve">        if (strstr(buffer, "</w:t>
+      </w:r>
+      <w:r>
+        <w:t>Элементы</w:t>
+      </w:r>
+      <w:r>
+        <w:rPr>
+          <w:lang w:val="en-US"/>
+        </w:rPr>
+        <w:t>:") != NULL) break;</w:t>
+      </w:r>
+    </w:p>
+    <w:p>
+      <w:pPr>
+        <w:rPr>
+          <w:lang w:val="en-US"/>
+        </w:rPr>
+      </w:pPr>
+      <w:r>
+        <w:rPr>
+          <w:lang w:val="en-US"/>
+        </w:rPr>
+        <w:t xml:space="preserve">    }</w:t>
+      </w:r>
+    </w:p>
+    <w:p>
+      <w:pPr>
+        <w:rPr>
+          <w:lang w:val="en-US"/>
+        </w:rPr>
+      </w:pPr>
+    </w:p>
+    <w:p>
+      <w:pPr>
+        <w:rPr>
+          <w:lang w:val="en-US"/>
+        </w:rPr>
+      </w:pPr>
+      <w:r>
+        <w:rPr>
+          <w:lang w:val="en-US"/>
+        </w:rPr>
+        <w:t xml:space="preserve">    for (int i = 0; i &lt; SIZE; i++) {</w:t>
+      </w:r>
+    </w:p>
+    <w:p>
+      <w:pPr>
+        <w:rPr>
+          <w:lang w:val="en-US"/>
+        </w:rPr>
+      </w:pPr>
+      <w:r>
+        <w:rPr>
+          <w:lang w:val="en-US"/>
+        </w:rPr>
+        <w:t xml:space="preserve">        if (fscanf_s(input_file, "%d", &amp;mass[i], sizeof(int)) != 1) {</w:t>
+      </w:r>
+    </w:p>
+    <w:p>
+      <w:r>
+        <w:rPr>
+          <w:lang w:val="en-US"/>
+        </w:rPr>
+        <w:t xml:space="preserve">            </w:t>
+      </w:r>
+      <w:r>
+        <w:t>printf("Ошибка чтения элемента массива\n");</w:t>
+      </w:r>
+    </w:p>
+    <w:p>
+      <w:pPr>
+        <w:rPr>
+          <w:lang w:val="en-US"/>
+        </w:rPr>
+      </w:pPr>
+      <w:r>
+        <w:t xml:space="preserve">            </w:t>
+      </w:r>
+      <w:r>
+        <w:rPr>
+          <w:lang w:val="en-US"/>
+        </w:rPr>
+        <w:t>fclose(input_file);</w:t>
+      </w:r>
+    </w:p>
+    <w:p>
+      <w:pPr>
+        <w:rPr>
+          <w:lang w:val="en-US"/>
+        </w:rPr>
+      </w:pPr>
+      <w:r>
+        <w:rPr>
+          <w:lang w:val="en-US"/>
+        </w:rPr>
+        <w:t xml:space="preserve">            fclose(output_file);</w:t>
+      </w:r>
+    </w:p>
+    <w:p>
+      <w:pPr>
+        <w:rPr>
+          <w:lang w:val="en-US"/>
+        </w:rPr>
+      </w:pPr>
+      <w:r>
+        <w:rPr>
+          <w:lang w:val="en-US"/>
+        </w:rPr>
+        <w:t xml:space="preserve">            return -1;</w:t>
+      </w:r>
+    </w:p>
+    <w:p>
+      <w:pPr>
+        <w:rPr>
+          <w:lang w:val="en-US"/>
+        </w:rPr>
+      </w:pPr>
+      <w:r>
+        <w:rPr>
+          <w:lang w:val="en-US"/>
+        </w:rPr>
+        <w:t xml:space="preserve">        }</w:t>
+      </w:r>
+    </w:p>
+    <w:p>
+      <w:pPr>
+        <w:rPr>
+          <w:lang w:val="en-US"/>
+        </w:rPr>
+      </w:pPr>
+      <w:r>
+        <w:rPr>
+          <w:lang w:val="en-US"/>
+        </w:rPr>
+        <w:t xml:space="preserve">    }</w:t>
+      </w:r>
+    </w:p>
+    <w:p>
+      <w:pPr>
+        <w:rPr>
+          <w:lang w:val="en-US"/>
+        </w:rPr>
+      </w:pPr>
+    </w:p>
+    <w:p>
+      <w:pPr>
+        <w:rPr>
+          <w:lang w:val="en-US"/>
+        </w:rPr>
+      </w:pPr>
+      <w:r>
+        <w:rPr>
+          <w:lang w:val="en-US"/>
+        </w:rPr>
+        <w:t xml:space="preserve">    int even_count, odd_count;</w:t>
+      </w:r>
+    </w:p>
+    <w:p>
+      <w:pPr>
+        <w:rPr>
+          <w:lang w:val="en-US"/>
+        </w:rPr>
+      </w:pPr>
+      <w:r>
+        <w:rPr>
+          <w:lang w:val="en-US"/>
+        </w:rPr>
+        <w:t xml:space="preserve">    process_array(mass, SIZE, &amp;even_count, &amp;odd_count);</w:t>
+      </w:r>
+    </w:p>
+    <w:p>
+      <w:pPr>
+        <w:rPr>
+          <w:lang w:val="en-US"/>
+        </w:rPr>
+      </w:pPr>
+    </w:p>
+    <w:p>
+      <w:pPr>
+        <w:rPr>
+          <w:lang w:val="en-US"/>
+        </w:rPr>
+      </w:pPr>
+      <w:r>
+        <w:rPr>
+          <w:lang w:val="en-US"/>
+        </w:rPr>
+        <w:t xml:space="preserve">    fprintf(output_file, "</w:t>
+      </w:r>
+      <w:r>
+        <w:t>Чётных</w:t>
+      </w:r>
+      <w:r>
+        <w:rPr>
+          <w:lang w:val="en-US"/>
+        </w:rPr>
+        <w:t xml:space="preserve"> </w:t>
+      </w:r>
+      <w:r>
+        <w:t>чисел</w:t>
+      </w:r>
+      <w:r>
+        <w:rPr>
+          <w:lang w:val="en-US"/>
+        </w:rPr>
+        <w:t>: %d\n", even_count);</w:t>
+      </w:r>
+    </w:p>
+    <w:p>
+      <w:pPr>
+        <w:rPr>
+          <w:lang w:val="en-US"/>
+        </w:rPr>
+      </w:pPr>
+      <w:r>
+        <w:rPr>
+          <w:lang w:val="en-US"/>
+        </w:rPr>
+        <w:t xml:space="preserve">    fprintf(output_file, "</w:t>
+      </w:r>
+      <w:r>
+        <w:t>Нечётных</w:t>
+      </w:r>
+      <w:r>
+        <w:rPr>
+          <w:lang w:val="en-US"/>
+        </w:rPr>
+        <w:t xml:space="preserve"> </w:t>
+      </w:r>
+      <w:r>
+        <w:t>чисел</w:t>
+      </w:r>
+      <w:r>
+        <w:rPr>
+          <w:lang w:val="en-US"/>
+        </w:rPr>
+        <w:t>: %d\n\n", odd_count);</w:t>
+      </w:r>
+    </w:p>
+    <w:p>
+      <w:pPr>
+        <w:rPr>
+          <w:lang w:val="en-US"/>
+        </w:rPr>
+      </w:pPr>
+      <w:r>
+        <w:rPr>
+          <w:lang w:val="en-US"/>
+        </w:rPr>
+        <w:t xml:space="preserve">    printf("</w:t>
+      </w:r>
+      <w:r>
+        <w:t>Задание</w:t>
+      </w:r>
+      <w:r>
+        <w:rPr>
+          <w:lang w:val="en-US"/>
+        </w:rPr>
+        <w:t xml:space="preserve"> 1: </w:t>
+      </w:r>
+      <w:r>
+        <w:t>обработано</w:t>
+      </w:r>
+      <w:r>
+        <w:rPr>
+          <w:lang w:val="en-US"/>
+        </w:rPr>
+        <w:t xml:space="preserve"> (</w:t>
+      </w:r>
+      <w:r>
+        <w:t>чётных</w:t>
+      </w:r>
+      <w:r>
+        <w:rPr>
+          <w:lang w:val="en-US"/>
+        </w:rPr>
+        <w:t xml:space="preserve">=%d, </w:t>
+      </w:r>
+      <w:r>
+        <w:t>нечётных</w:t>
+      </w:r>
+      <w:r>
+        <w:rPr>
+          <w:lang w:val="en-US"/>
+        </w:rPr>
+        <w:t>=%d)\n", even_count, odd_count);</w:t>
+      </w:r>
+    </w:p>
+    <w:p>
+      <w:pPr>
+        <w:rPr>
+          <w:lang w:val="en-US"/>
+        </w:rPr>
+      </w:pPr>
+    </w:p>
+    <w:p>
+      <w:r>
+        <w:rPr>
+          <w:lang w:val="en-US"/>
+        </w:rPr>
+        <w:t xml:space="preserve">    </w:t>
+      </w:r>
+      <w:r>
+        <w:t>fprintf(output_file, "=== Задание 2: Результаты обработки ===\n");</w:t>
       </w:r>
     </w:p>
     <w:p/>
     <w:p>
-      <w:r>
-        <w:t xml:space="preserve">    const int SIZE = 20;</w:t>
-      </w:r>
-    </w:p>
-    <w:p>
-      <w:r>
-        <w:t xml:space="preserve">    int mass[SIZE];</w:t>
-      </w:r>
-    </w:p>
-    <w:p>
-      <w:r>
-        <w:t xml:space="preserve">    generate_array(mass, SIZE);</w:t>
-      </w:r>
-    </w:p>
-    <w:p/>
-    <w:p>
-      <w:r>
-        <w:t xml:space="preserve">    fprintf(input_file, "=== Задание 1: Исходные данные (массив) ===\n");</w:t>
-      </w:r>
-    </w:p>
-    <w:p>
-      <w:r>
-        <w:lastRenderedPageBreak/>
-        <w:t xml:space="preserve">    fprintf(input_file, "Размер: %d\n", SIZE);</w:t>
-      </w:r>
-    </w:p>
-    <w:p>
-      <w:r>
-        <w:t xml:space="preserve">    fprintf(input_file, "Элементы:\n");</w:t>
-      </w:r>
-    </w:p>
-    <w:p>
-      <w:r>
-        <w:t xml:space="preserve">    for (int i = 0; i &lt; SIZE; i++) {</w:t>
-      </w:r>
-    </w:p>
-    <w:p>
-      <w:r>
-        <w:t xml:space="preserve">        fprintf(input_file, "%d ", mass[i]);</w:t>
-      </w:r>
-    </w:p>
-    <w:p>
-      <w:r>
-        <w:t xml:space="preserve">    }</w:t>
-      </w:r>
-    </w:p>
-    <w:p>
-      <w:r>
-        <w:t xml:space="preserve">    fprintf(input_file, "\n\n");</w:t>
-      </w:r>
-    </w:p>
-    <w:p/>
-    <w:p>
-      <w:r>
-        <w:t xml:space="preserve">    const int ROWS = 10;</w:t>
-      </w:r>
-    </w:p>
-    <w:p>
-      <w:r>
-        <w:t xml:space="preserve">    const int COLS = 6;</w:t>
-      </w:r>
-    </w:p>
-    <w:p>
-      <w:r>
-        <w:t xml:space="preserve">    int matrix[ROWS][COLS];</w:t>
-      </w:r>
-    </w:p>
-    <w:p>
-      <w:r>
-        <w:t xml:space="preserve">    int* p_elem = &amp;matrix[0][0];</w:t>
-      </w:r>
-    </w:p>
-    <w:p>
-      <w:r>
-        <w:t xml:space="preserve">    for (int i = 0; i &lt; ROWS; i++) {</w:t>
-      </w:r>
-    </w:p>
-    <w:p>
-      <w:r>
-        <w:t xml:space="preserve">        for (int j = 0; j &lt; COLS; j++) {</w:t>
-      </w:r>
-    </w:p>
-    <w:p>
-      <w:r>
-        <w:t xml:space="preserve">            *p_elem = rand() % 199 - 99;</w:t>
-      </w:r>
-    </w:p>
-    <w:p>
-      <w:r>
-        <w:t xml:space="preserve">            p_elem++;</w:t>
-      </w:r>
-    </w:p>
-    <w:p>
-      <w:r>
-        <w:t xml:space="preserve">        }</w:t>
-      </w:r>
-    </w:p>
-    <w:p>
-      <w:r>
-        <w:t xml:space="preserve">    }</w:t>
-      </w:r>
-    </w:p>
-    <w:p/>
-    <w:p>
-      <w:r>
-        <w:t xml:space="preserve">    fprintf(input_file, "=== Задание 2: Исходные данные (матрица) ===\n");</w:t>
-      </w:r>
-    </w:p>
-    <w:p>
-      <w:r>
-        <w:t xml:space="preserve">    write_matrix_to_file(input_file, &amp;matrix[0][0], ROWS, COLS);</w:t>
-      </w:r>
-    </w:p>
-    <w:p/>
-    <w:p>
-      <w:r>
-        <w:t xml:space="preserve">    fclose(input_file);</w:t>
-      </w:r>
-    </w:p>
-    <w:p>
-      <w:r>
-        <w:t xml:space="preserve">    printf("Исходные данные записаны в файл: %s\n", input_filename);</w:t>
-      </w:r>
-    </w:p>
-    <w:p/>
-    <w:p>
-      <w:r>
-        <w:t xml:space="preserve">    input_file = fopen(input_filename, "r");</w:t>
-      </w:r>
-    </w:p>
-    <w:p>
-      <w:r>
-        <w:t xml:space="preserve">    if (!input_file) {</w:t>
-      </w:r>
-    </w:p>
-    <w:p>
-      <w:r>
-        <w:t xml:space="preserve">        printf("Ошибка: не удалось открыть %s для чтения\n", input_filename);</w:t>
-      </w:r>
-    </w:p>
-    <w:p>
-      <w:r>
-        <w:t xml:space="preserve">        return -1;</w:t>
-      </w:r>
-    </w:p>
-    <w:p>
-      <w:r>
-        <w:t xml:space="preserve">    }</w:t>
-      </w:r>
-    </w:p>
-    <w:p/>
-    <w:p>
-      <w:r>
-        <w:t xml:space="preserve">    FILE* output_file = fopen(output_filename, "w");</w:t>
-      </w:r>
-    </w:p>
-    <w:p/>
-    <w:p>
-      <w:r>
-        <w:t xml:space="preserve">    fprintf(output_file, "=== Задание 1: Результаты обработки ===\n");</w:t>
-      </w:r>
-    </w:p>
-    <w:p/>
-    <w:p>
-      <w:r>
-        <w:t xml:space="preserve">    char buffer[100];</w:t>
-      </w:r>
-    </w:p>
-    <w:p>
-      <w:r>
-        <w:t xml:space="preserve">    while (fgets(buffer, sizeof(buffer), input_file)) {</w:t>
-      </w:r>
-    </w:p>
-    <w:p>
-      <w:r>
-        <w:t xml:space="preserve">        if (strstr(buffer, "Элементы:") != NULL) break;</w:t>
-      </w:r>
-    </w:p>
-    <w:p>
-      <w:r>
-        <w:t xml:space="preserve">    }</w:t>
-      </w:r>
-    </w:p>
-    <w:p/>
-    <w:p>
-      <w:r>
-        <w:t xml:space="preserve">    for (int i = 0; i &lt; SIZE; i++) {</w:t>
-      </w:r>
-    </w:p>
-    <w:p>
-      <w:r>
-        <w:t xml:space="preserve">        if (fscanf_s(input_file, "%d", &amp;mass[i], sizeof(int)) != 1) {</w:t>
-      </w:r>
-    </w:p>
-    <w:p>
-      <w:r>
-        <w:t xml:space="preserve">            printf("Ошибка чтения элемента массива\n");</w:t>
-      </w:r>
-    </w:p>
-    <w:p>
-      <w:r>
-        <w:t xml:space="preserve">            fclose(input_file);</w:t>
-      </w:r>
-    </w:p>
-    <w:p>
-      <w:r>
-        <w:t xml:space="preserve">            fclose(output_file);</w:t>
-      </w:r>
-    </w:p>
-    <w:p>
-      <w:r>
-        <w:t xml:space="preserve">            return -1;</w:t>
-      </w:r>
-    </w:p>
-    <w:p>
-      <w:r>
-        <w:t xml:space="preserve">        }</w:t>
-      </w:r>
-    </w:p>
-    <w:p>
-      <w:r>
-        <w:t xml:space="preserve">    }</w:t>
-      </w:r>
-    </w:p>
-    <w:p/>
-    <w:p>
-      <w:r>
-        <w:t xml:space="preserve">    int even_count, odd_count;</w:t>
-      </w:r>
-    </w:p>
-    <w:p>
-      <w:r>
-        <w:t xml:space="preserve">    process_array(mass, SIZE, &amp;even_count, &amp;odd_count);</w:t>
-      </w:r>
-    </w:p>
-    <w:p/>
-    <w:p>
-      <w:r>
-        <w:t xml:space="preserve">    fprintf(output_file, "Чётных чисел: %d\n", even_count);</w:t>
-      </w:r>
-    </w:p>
-    <w:p>
-      <w:r>
-        <w:t xml:space="preserve">    fprintf(output_file, "Нечётных чисел: %d\n\n", odd_count);</w:t>
-      </w:r>
-    </w:p>
-    <w:p>
-      <w:r>
-        <w:t xml:space="preserve">    printf("Задание 1: обработано (чётных=%d, нечётных=%d)\n", even_count, odd_count);</w:t>
-      </w:r>
-    </w:p>
-    <w:p/>
-    <w:p>
-      <w:r>
-        <w:t xml:space="preserve">    fprintf(output_file, "=== Задание 2: Результаты обработки ===\n");</w:t>
-      </w:r>
-    </w:p>
-    <w:p/>
-    <w:p>
-      <w:r>
-        <w:t xml:space="preserve">    int rows = 0, cols = 0;</w:t>
-      </w:r>
-    </w:p>
-    <w:p>
-      <w:r>
+      <w:pPr>
+        <w:rPr>
+          <w:lang w:val="en-US"/>
+        </w:rPr>
+      </w:pPr>
+      <w:r>
+        <w:t xml:space="preserve">    </w:t>
+      </w:r>
+      <w:r>
+        <w:rPr>
+          <w:lang w:val="en-US"/>
+        </w:rPr>
+        <w:t>int rows = 0, cols = 0;</w:t>
+      </w:r>
+    </w:p>
+    <w:p>
+      <w:pPr>
+        <w:rPr>
+          <w:lang w:val="en-US"/>
+        </w:rPr>
+      </w:pPr>
+      <w:r>
+        <w:rPr>
+          <w:lang w:val="en-US"/>
+        </w:rPr>
         <w:lastRenderedPageBreak/>
         <w:t xml:space="preserve">    while (fgets(buffer, sizeof(buffer), input_file)) {</w:t>
       </w:r>
     </w:p>
     <w:p>
-      <w:r>
+      <w:pPr>
+        <w:rPr>
+          <w:lang w:val="en-US"/>
+        </w:rPr>
+      </w:pPr>
+      <w:r>
+        <w:rPr>
+          <w:lang w:val="en-US"/>
+        </w:rPr>
         <w:t xml:space="preserve">        if (sscanf(buffer, "%d %d", &amp;rows, &amp;cols) == 2) {</w:t>
       </w:r>
     </w:p>
     <w:p>
-      <w:r>
+      <w:pPr>
+        <w:rPr>
+          <w:lang w:val="en-US"/>
+        </w:rPr>
+      </w:pPr>
+      <w:r>
+        <w:rPr>
+          <w:lang w:val="en-US"/>
+        </w:rPr>
         <w:t xml:space="preserve">            break;</w:t>
       </w:r>
     </w:p>
     <w:p>
-      <w:r>
+      <w:pPr>
+        <w:rPr>
+          <w:lang w:val="en-US"/>
+        </w:rPr>
+      </w:pPr>
+      <w:r>
+        <w:rPr>
+          <w:lang w:val="en-US"/>
+        </w:rPr>
         <w:t xml:space="preserve">        }</w:t>
       </w:r>
     </w:p>
     <w:p>
-      <w:r>
+      <w:pPr>
+        <w:rPr>
+          <w:lang w:val="en-US"/>
+        </w:rPr>
+      </w:pPr>
+      <w:r>
+        <w:rPr>
+          <w:lang w:val="en-US"/>
+        </w:rPr>
         <w:t xml:space="preserve">    }</w:t>
       </w:r>
     </w:p>
+    <w:p>
+      <w:pPr>
+        <w:rPr>
+          <w:lang w:val="en-US"/>
+        </w:rPr>
+      </w:pPr>
+    </w:p>
+    <w:p>
+      <w:pPr>
+        <w:rPr>
+          <w:lang w:val="en-US"/>
+        </w:rPr>
+      </w:pPr>
+      <w:r>
+        <w:rPr>
+          <w:lang w:val="en-US"/>
+        </w:rPr>
+        <w:t xml:space="preserve">    if (rows == 0 || cols == 0) {</w:t>
+      </w:r>
+    </w:p>
+    <w:p>
+      <w:pPr>
+        <w:rPr>
+          <w:lang w:val="en-US"/>
+        </w:rPr>
+      </w:pPr>
+      <w:r>
+        <w:rPr>
+          <w:lang w:val="en-US"/>
+        </w:rPr>
+        <w:t xml:space="preserve">        printf("</w:t>
+      </w:r>
+      <w:r>
+        <w:t>Ошибка</w:t>
+      </w:r>
+      <w:r>
+        <w:rPr>
+          <w:lang w:val="en-US"/>
+        </w:rPr>
+        <w:t xml:space="preserve">: </w:t>
+      </w:r>
+      <w:r>
+        <w:t>не</w:t>
+      </w:r>
+      <w:r>
+        <w:rPr>
+          <w:lang w:val="en-US"/>
+        </w:rPr>
+        <w:t xml:space="preserve"> </w:t>
+      </w:r>
+      <w:r>
+        <w:t>найдены</w:t>
+      </w:r>
+      <w:r>
+        <w:rPr>
+          <w:lang w:val="en-US"/>
+        </w:rPr>
+        <w:t xml:space="preserve"> </w:t>
+      </w:r>
+      <w:r>
+        <w:t>размеры</w:t>
+      </w:r>
+      <w:r>
+        <w:rPr>
+          <w:lang w:val="en-US"/>
+        </w:rPr>
+        <w:t xml:space="preserve"> </w:t>
+      </w:r>
+      <w:r>
+        <w:t>матрицы</w:t>
+      </w:r>
+      <w:r>
+        <w:rPr>
+          <w:lang w:val="en-US"/>
+        </w:rPr>
+        <w:t xml:space="preserve"> </w:t>
+      </w:r>
+      <w:r>
+        <w:t>в</w:t>
+      </w:r>
+      <w:r>
+        <w:rPr>
+          <w:lang w:val="en-US"/>
+        </w:rPr>
+        <w:t xml:space="preserve"> </w:t>
+      </w:r>
+      <w:r>
+        <w:t>файле</w:t>
+      </w:r>
+      <w:r>
+        <w:rPr>
+          <w:lang w:val="en-US"/>
+        </w:rPr>
+        <w:t>\n");</w:t>
+      </w:r>
+    </w:p>
+    <w:p>
+      <w:pPr>
+        <w:rPr>
+          <w:lang w:val="en-US"/>
+        </w:rPr>
+      </w:pPr>
+      <w:r>
+        <w:rPr>
+          <w:lang w:val="en-US"/>
+        </w:rPr>
+        <w:t xml:space="preserve">        fclose(input_file);</w:t>
+      </w:r>
+    </w:p>
+    <w:p>
+      <w:pPr>
+        <w:rPr>
+          <w:lang w:val="en-US"/>
+        </w:rPr>
+      </w:pPr>
+      <w:r>
+        <w:rPr>
+          <w:lang w:val="en-US"/>
+        </w:rPr>
+        <w:t xml:space="preserve">        fclose(output_file);</w:t>
+      </w:r>
+    </w:p>
+    <w:p>
+      <w:pPr>
+        <w:rPr>
+          <w:lang w:val="en-US"/>
+        </w:rPr>
+      </w:pPr>
+      <w:r>
+        <w:rPr>
+          <w:lang w:val="en-US"/>
+        </w:rPr>
+        <w:t xml:space="preserve">        return -1;</w:t>
+      </w:r>
+    </w:p>
+    <w:p>
+      <w:pPr>
+        <w:rPr>
+          <w:lang w:val="en-US"/>
+        </w:rPr>
+      </w:pPr>
+      <w:r>
+        <w:rPr>
+          <w:lang w:val="en-US"/>
+        </w:rPr>
+        <w:t xml:space="preserve">    }</w:t>
+      </w:r>
+    </w:p>
+    <w:p>
+      <w:pPr>
+        <w:rPr>
+          <w:lang w:val="en-US"/>
+        </w:rPr>
+      </w:pPr>
+    </w:p>
+    <w:p>
+      <w:pPr>
+        <w:rPr>
+          <w:lang w:val="en-US"/>
+        </w:rPr>
+      </w:pPr>
+      <w:r>
+        <w:rPr>
+          <w:lang w:val="en-US"/>
+        </w:rPr>
+        <w:t xml:space="preserve">    p_elem = &amp;matrix[0][0];</w:t>
+      </w:r>
+    </w:p>
+    <w:p>
+      <w:pPr>
+        <w:rPr>
+          <w:lang w:val="en-US"/>
+        </w:rPr>
+      </w:pPr>
+      <w:r>
+        <w:rPr>
+          <w:lang w:val="en-US"/>
+        </w:rPr>
+        <w:t xml:space="preserve">    for (int i = 0; i &lt; rows; i++) {</w:t>
+      </w:r>
+    </w:p>
+    <w:p>
+      <w:pPr>
+        <w:rPr>
+          <w:lang w:val="en-US"/>
+        </w:rPr>
+      </w:pPr>
+      <w:r>
+        <w:rPr>
+          <w:lang w:val="en-US"/>
+        </w:rPr>
+        <w:t xml:space="preserve">        for (int j = 0; j &lt; cols; j++) {</w:t>
+      </w:r>
+    </w:p>
+    <w:p>
+      <w:pPr>
+        <w:rPr>
+          <w:lang w:val="en-US"/>
+        </w:rPr>
+      </w:pPr>
+      <w:r>
+        <w:rPr>
+          <w:lang w:val="en-US"/>
+        </w:rPr>
+        <w:t xml:space="preserve">            if (fscanf_s(input_file, "%d", p_elem, sizeof(int)) != 1) {</w:t>
+      </w:r>
+    </w:p>
+    <w:p>
+      <w:r>
+        <w:rPr>
+          <w:lang w:val="en-US"/>
+        </w:rPr>
+        <w:t xml:space="preserve">                </w:t>
+      </w:r>
+      <w:r>
+        <w:t>printf("Ошибка чтения элемента матрицы\n");</w:t>
+      </w:r>
+    </w:p>
+    <w:p>
+      <w:pPr>
+        <w:rPr>
+          <w:lang w:val="en-US"/>
+        </w:rPr>
+      </w:pPr>
+      <w:r>
+        <w:t xml:space="preserve">                </w:t>
+      </w:r>
+      <w:r>
+        <w:rPr>
+          <w:lang w:val="en-US"/>
+        </w:rPr>
+        <w:t>fclose(input_file);</w:t>
+      </w:r>
+    </w:p>
+    <w:p>
+      <w:pPr>
+        <w:rPr>
+          <w:lang w:val="en-US"/>
+        </w:rPr>
+      </w:pPr>
+      <w:r>
+        <w:rPr>
+          <w:lang w:val="en-US"/>
+        </w:rPr>
+        <w:t xml:space="preserve">                fclose(output_file);</w:t>
+      </w:r>
+    </w:p>
+    <w:p>
+      <w:pPr>
+        <w:rPr>
+          <w:lang w:val="en-US"/>
+        </w:rPr>
+      </w:pPr>
+      <w:r>
+        <w:rPr>
+          <w:lang w:val="en-US"/>
+        </w:rPr>
+        <w:t xml:space="preserve">                return -1;</w:t>
+      </w:r>
+    </w:p>
+    <w:p>
+      <w:pPr>
+        <w:rPr>
+          <w:lang w:val="en-US"/>
+        </w:rPr>
+      </w:pPr>
+      <w:r>
+        <w:rPr>
+          <w:lang w:val="en-US"/>
+        </w:rPr>
+        <w:t xml:space="preserve">            }</w:t>
+      </w:r>
+    </w:p>
+    <w:p>
+      <w:pPr>
+        <w:rPr>
+          <w:lang w:val="en-US"/>
+        </w:rPr>
+      </w:pPr>
+      <w:r>
+        <w:rPr>
+          <w:lang w:val="en-US"/>
+        </w:rPr>
+        <w:t xml:space="preserve">            p_elem++;</w:t>
+      </w:r>
+    </w:p>
+    <w:p>
+      <w:pPr>
+        <w:rPr>
+          <w:lang w:val="en-US"/>
+        </w:rPr>
+      </w:pPr>
+      <w:r>
+        <w:rPr>
+          <w:lang w:val="en-US"/>
+        </w:rPr>
+        <w:t xml:space="preserve">        }</w:t>
+      </w:r>
+    </w:p>
+    <w:p>
+      <w:pPr>
+        <w:rPr>
+          <w:lang w:val="en-US"/>
+        </w:rPr>
+      </w:pPr>
+      <w:r>
+        <w:rPr>
+          <w:lang w:val="en-US"/>
+        </w:rPr>
+        <w:t xml:space="preserve">    }</w:t>
+      </w:r>
+    </w:p>
+    <w:p>
+      <w:pPr>
+        <w:rPr>
+          <w:lang w:val="en-US"/>
+        </w:rPr>
+      </w:pPr>
+    </w:p>
+    <w:p>
+      <w:pPr>
+        <w:rPr>
+          <w:lang w:val="en-US"/>
+        </w:rPr>
+      </w:pPr>
+      <w:r>
+        <w:rPr>
+          <w:lang w:val="en-US"/>
+        </w:rPr>
+        <w:t xml:space="preserve">    int replacements;</w:t>
+      </w:r>
+    </w:p>
+    <w:p>
+      <w:pPr>
+        <w:rPr>
+          <w:lang w:val="en-US"/>
+        </w:rPr>
+      </w:pPr>
+      <w:r>
+        <w:rPr>
+          <w:lang w:val="en-US"/>
+        </w:rPr>
+        <w:t xml:space="preserve">    process_matrix_data(&amp;matrix[0][0], rows, cols, &amp;replacements);</w:t>
+      </w:r>
+    </w:p>
+    <w:p>
+      <w:pPr>
+        <w:rPr>
+          <w:lang w:val="en-US"/>
+        </w:rPr>
+      </w:pPr>
+    </w:p>
+    <w:p>
+      <w:r>
+        <w:rPr>
+          <w:lang w:val="en-US"/>
+        </w:rPr>
+        <w:lastRenderedPageBreak/>
+        <w:t xml:space="preserve">    </w:t>
+      </w:r>
+      <w:r>
+        <w:t>fprintf(output_file, "Матрица после обработки (отрицательные заменены на модуль):\n");</w:t>
+      </w:r>
+    </w:p>
+    <w:p>
+      <w:pPr>
+        <w:rPr>
+          <w:lang w:val="en-US"/>
+        </w:rPr>
+      </w:pPr>
+      <w:r>
+        <w:t xml:space="preserve">    </w:t>
+      </w:r>
+      <w:r>
+        <w:rPr>
+          <w:lang w:val="en-US"/>
+        </w:rPr>
+        <w:t>write_matrix_to_file(output_file, &amp;matrix[0][0], rows, cols);</w:t>
+      </w:r>
+    </w:p>
+    <w:p>
+      <w:pPr>
+        <w:rPr>
+          <w:lang w:val="en-US"/>
+        </w:rPr>
+      </w:pPr>
+      <w:r>
+        <w:rPr>
+          <w:lang w:val="en-US"/>
+        </w:rPr>
+        <w:t xml:space="preserve">    fprintf(output_file, "</w:t>
+      </w:r>
+      <w:r>
+        <w:t>Количество</w:t>
+      </w:r>
+      <w:r>
+        <w:rPr>
+          <w:lang w:val="en-US"/>
+        </w:rPr>
+        <w:t xml:space="preserve"> </w:t>
+      </w:r>
+      <w:r>
+        <w:t>замен</w:t>
+      </w:r>
+      <w:r>
+        <w:rPr>
+          <w:lang w:val="en-US"/>
+        </w:rPr>
+        <w:t>: %d\n", replacements);</w:t>
+      </w:r>
+    </w:p>
+    <w:p>
+      <w:r>
+        <w:rPr>
+          <w:lang w:val="en-US"/>
+        </w:rPr>
+        <w:t xml:space="preserve">    </w:t>
+      </w:r>
+      <w:r>
+        <w:t>printf("Задание 2: обработано (замен=%d)\n", replacements);</w:t>
+      </w:r>
+    </w:p>
     <w:p/>
     <w:p>
       <w:r>
-        <w:t xml:space="preserve">    if (rows == 0 || cols == 0) {</w:t>
-      </w:r>
-    </w:p>
-    <w:p>
-      <w:r>
-        <w:t xml:space="preserve">        printf("Ошибка: не найдены размеры матрицы в файле\n");</w:t>
-      </w:r>
-    </w:p>
-    <w:p>
-      <w:r>
-        <w:t xml:space="preserve">        fclose(input_file);</w:t>
-      </w:r>
-    </w:p>
-    <w:p>
-      <w:r>
-        <w:t xml:space="preserve">        fclose(output_file);</w:t>
-      </w:r>
-    </w:p>
-    <w:p>
-      <w:r>
-        <w:t xml:space="preserve">        return -1;</w:t>
-      </w:r>
-    </w:p>
-    <w:p>
-      <w:r>
-        <w:t xml:space="preserve">    }</w:t>
+        <w:t xml:space="preserve">    printf("Результаты сохранены в файл: %s\n", output_filename);</w:t>
       </w:r>
     </w:p>
     <w:p/>
     <w:p>
-      <w:r>
-        <w:t xml:space="preserve">    p_elem = &amp;matrix[0][0];</w:t>
-      </w:r>
-    </w:p>
-    <w:p>
-      <w:r>
-        <w:t xml:space="preserve">    for (int i = 0; i &lt; rows; i++) {</w:t>
-      </w:r>
-    </w:p>
-    <w:p>
-      <w:r>
-        <w:t xml:space="preserve">        for (int j = 0; j &lt; cols; j++) {</w:t>
-      </w:r>
-    </w:p>
-    <w:p>
-      <w:r>
-        <w:t xml:space="preserve">            if (fscanf_s(input_file, "%d", p_elem, sizeof(int)) != 1) {</w:t>
-      </w:r>
-    </w:p>
-    <w:p>
-      <w:r>
-        <w:t xml:space="preserve">                printf("Ошибка чтения элемента матрицы\n");</w:t>
-      </w:r>
-    </w:p>
-    <w:p>
-      <w:r>
-        <w:t xml:space="preserve">                fclose(input_file);</w:t>
-      </w:r>
-    </w:p>
-    <w:p>
-      <w:r>
-        <w:t xml:space="preserve">                fclose(output_file);</w:t>
-      </w:r>
-    </w:p>
-    <w:p>
-      <w:r>
-        <w:t xml:space="preserve">                return -1;</w:t>
-      </w:r>
-    </w:p>
-    <w:p>
-      <w:r>
-        <w:t xml:space="preserve">            }</w:t>
-      </w:r>
-    </w:p>
-    <w:p>
-      <w:r>
-        <w:t xml:space="preserve">            p_elem++;</w:t>
-      </w:r>
-    </w:p>
-    <w:p>
-      <w:r>
-        <w:t xml:space="preserve">        }</w:t>
-      </w:r>
-    </w:p>
-    <w:p>
-      <w:r>
-        <w:t xml:space="preserve">    }</w:t>
-      </w:r>
-    </w:p>
-    <w:p/>
-    <w:p>
-      <w:r>
-        <w:t xml:space="preserve">    int replacements;</w:t>
-      </w:r>
-    </w:p>
-    <w:p>
-      <w:r>
-        <w:t xml:space="preserve">    process_matrix_data(&amp;matrix[0][0], rows, cols, &amp;replacements);</w:t>
-      </w:r>
-    </w:p>
-    <w:p/>
-    <w:p>
-      <w:r>
-        <w:lastRenderedPageBreak/>
-        <w:t xml:space="preserve">    fprintf(output_file, "Матрица после обработки (отрицательные заменены на модуль):\n");</w:t>
-      </w:r>
-    </w:p>
-    <w:p>
-      <w:r>
-        <w:t xml:space="preserve">    write_matrix_to_file(output_file, &amp;matrix[0][0], rows, cols);</w:t>
-      </w:r>
-    </w:p>
-    <w:p>
-      <w:r>
-        <w:t xml:space="preserve">    fprintf(output_file, "Количество замен: %d\n", replacements);</w:t>
-      </w:r>
-    </w:p>
-    <w:p>
-      <w:r>
-        <w:t xml:space="preserve">    printf("Задание 2: обработано (замен=%d)\n", replacements);</w:t>
-      </w:r>
-    </w:p>
-    <w:p/>
-    <w:p>
-      <w:r>
-        <w:t xml:space="preserve">    printf("Результаты сохранены в файл: %s\n", output_filename);</w:t>
-      </w:r>
-    </w:p>
-    <w:p/>
-    <w:p>
-      <w:r>
-        <w:t xml:space="preserve">    fclose(input_file);</w:t>
-      </w:r>
-    </w:p>
-    <w:p>
-      <w:r>
+      <w:pPr>
+        <w:rPr>
+          <w:lang w:val="en-US"/>
+        </w:rPr>
+      </w:pPr>
+      <w:r>
+        <w:t xml:space="preserve">    </w:t>
+      </w:r>
+      <w:r>
+        <w:rPr>
+          <w:lang w:val="en-US"/>
+        </w:rPr>
+        <w:t>fclose(input_file);</w:t>
+      </w:r>
+    </w:p>
+    <w:p>
+      <w:pPr>
+        <w:rPr>
+          <w:lang w:val="en-US"/>
+        </w:rPr>
+      </w:pPr>
+      <w:r>
+        <w:rPr>
+          <w:lang w:val="en-US"/>
+        </w:rPr>
         <w:t xml:space="preserve">    fclose(output_file);</w:t>
       </w:r>
     </w:p>
-    <w:p/>
-    <w:p>
-      <w:r>
-        <w:t xml:space="preserve">    return 0;</w:t>
+    <w:p>
+      <w:pPr>
+        <w:rPr>
+          <w:lang w:val="en-US"/>
+        </w:rPr>
+      </w:pPr>
+    </w:p>
+    <w:p>
+      <w:r>
+        <w:rPr>
+          <w:lang w:val="en-US"/>
+        </w:rPr>
+        <w:t xml:space="preserve">    </w:t>
+      </w:r>
+      <w:r>
+        <w:t>return 0;</w:t>
       </w:r>
     </w:p>
     <w:p>

--- a/ten.docx
+++ b/ten.docx
@@ -1,6 +1,6 @@
 
 <file path=word/document.xml><?xml version="1.0" encoding="utf-8"?>
-<w:document xmlns:ve="http://schemas.openxmlformats.org/markup-compatibility/2006" xmlns:o="urn:schemas-microsoft-com:office:office" xmlns:r="http://schemas.openxmlformats.org/officeDocument/2006/relationships" xmlns:m="http://schemas.openxmlformats.org/officeDocument/2006/math" xmlns:v="urn:schemas-microsoft-com:vml" xmlns:wp="http://schemas.openxmlformats.org/drawingml/2006/wordprocessingDrawing" xmlns:w10="urn:schemas-microsoft-com:office:word" xmlns:w="http://schemas.openxmlformats.org/wordprocessingml/2006/main" xmlns:wne="http://schemas.microsoft.com/office/word/2006/wordml">
+<w:document xmlns:wpc="http://schemas.microsoft.com/office/word/2010/wordprocessingCanvas" xmlns:cx="http://schemas.microsoft.com/office/drawing/2014/chartex" xmlns:cx1="http://schemas.microsoft.com/office/drawing/2015/9/8/chartex" xmlns:cx2="http://schemas.microsoft.com/office/drawing/2015/10/21/chartex" xmlns:cx3="http://schemas.microsoft.com/office/drawing/2016/5/9/chartex" xmlns:cx4="http://schemas.microsoft.com/office/drawing/2016/5/10/chartex" xmlns:cx5="http://schemas.microsoft.com/office/drawing/2016/5/11/chartex" xmlns:cx6="http://schemas.microsoft.com/office/drawing/2016/5/12/chartex" xmlns:cx7="http://schemas.microsoft.com/office/drawing/2016/5/13/chartex" xmlns:cx8="http://schemas.microsoft.com/office/drawing/2016/5/14/chartex" xmlns:mc="http://schemas.openxmlformats.org/markup-compatibility/2006" xmlns:aink="http://schemas.microsoft.com/office/drawing/2016/ink" xmlns:am3d="http://schemas.microsoft.com/office/drawing/2017/model3d" xmlns:o="urn:schemas-microsoft-com:office:office" xmlns:oel="http://schemas.microsoft.com/office/2019/extlst" xmlns:r="http://schemas.openxmlformats.org/officeDocument/2006/relationships" xmlns:m="http://schemas.openxmlformats.org/officeDocument/2006/math" xmlns:v="urn:schemas-microsoft-com:vml" xmlns:wp14="http://schemas.microsoft.com/office/word/2010/wordprocessingDrawing" xmlns:wp="http://schemas.openxmlformats.org/drawingml/2006/wordprocessingDrawing" xmlns:w10="urn:schemas-microsoft-com:office:word" xmlns:w="http://schemas.openxmlformats.org/wordprocessingml/2006/main" xmlns:w14="http://schemas.microsoft.com/office/word/2010/wordml" xmlns:w15="http://schemas.microsoft.com/office/word/2012/wordml" xmlns:w16cex="http://schemas.microsoft.com/office/word/2018/wordml/cex" xmlns:w16cid="http://schemas.microsoft.com/office/word/2016/wordml/cid" xmlns:w16="http://schemas.microsoft.com/office/word/2018/wordml" xmlns:w16du="http://schemas.microsoft.com/office/word/2023/wordml/word16du" xmlns:w16sdtdh="http://schemas.microsoft.com/office/word/2020/wordml/sdtdatahash" xmlns:w16sdtfl="http://schemas.microsoft.com/office/word/2024/wordml/sdtformatlock" xmlns:w16se="http://schemas.microsoft.com/office/word/2015/wordml/symex" xmlns:wpg="http://schemas.microsoft.com/office/word/2010/wordprocessingGroup" xmlns:wpi="http://schemas.microsoft.com/office/word/2010/wordprocessingInk" xmlns:wne="http://schemas.microsoft.com/office/word/2006/wordml" xmlns:wps="http://schemas.microsoft.com/office/word/2010/wordprocessingShape" mc:Ignorable="w14 w15 w16se w16cid w16 w16cex w16sdtdh w16sdtfl w16du wp14">
   <w:body>
     <w:p>
       <w:pPr>
@@ -2517,8 +2517,28 @@
       </w:r>
     </w:p>
     <w:p>
+      <w:pPr>
+        <w:rPr>
+          <w:lang w:val="en-US"/>
+        </w:rPr>
+      </w:pPr>
       <w:r>
         <w:t>}</w:t>
+      </w:r>
+    </w:p>
+    <w:p>
+      <w:pPr>
+        <w:rPr>
+          <w:color w:val="FF0000"/>
+          <w:lang w:val="en-US"/>
+        </w:rPr>
+      </w:pPr>
+      <w:r>
+        <w:rPr>
+          <w:color w:val="FF0000"/>
+          <w:lang w:val="en-US"/>
+        </w:rPr>
+        <w:t>//Dedekin changes</w:t>
       </w:r>
     </w:p>
     <w:sectPr>
@@ -2532,7 +2552,7 @@
 </file>
 
 <file path=word/styles.xml><?xml version="1.0" encoding="utf-8"?>
-<w:styles xmlns:r="http://schemas.openxmlformats.org/officeDocument/2006/relationships" xmlns:w="http://schemas.openxmlformats.org/wordprocessingml/2006/main">
+<w:styles xmlns:mc="http://schemas.openxmlformats.org/markup-compatibility/2006" xmlns:r="http://schemas.openxmlformats.org/officeDocument/2006/relationships" xmlns:w="http://schemas.openxmlformats.org/wordprocessingml/2006/main" xmlns:w14="http://schemas.microsoft.com/office/word/2010/wordml" xmlns:w15="http://schemas.microsoft.com/office/word/2012/wordml" xmlns:w16cex="http://schemas.microsoft.com/office/word/2018/wordml/cex" xmlns:w16cid="http://schemas.microsoft.com/office/word/2016/wordml/cid" xmlns:w16="http://schemas.microsoft.com/office/word/2018/wordml" xmlns:w16du="http://schemas.microsoft.com/office/word/2023/wordml/word16du" xmlns:w16sdtdh="http://schemas.microsoft.com/office/word/2020/wordml/sdtdatahash" xmlns:w16sdtfl="http://schemas.microsoft.com/office/word/2024/wordml/sdtformatlock" xmlns:w16se="http://schemas.microsoft.com/office/word/2015/wordml/symex" mc:Ignorable="w14 w15 w16se w16cid w16 w16cex w16sdtdh w16sdtfl w16du">
   <w:docDefaults>
     <w:rPrDefault>
       <w:rPr>
@@ -2548,144 +2568,383 @@
       </w:pPr>
     </w:pPrDefault>
   </w:docDefaults>
-  <w:latentStyles w:defLockedState="0" w:defUIPriority="99" w:defSemiHidden="1" w:defUnhideWhenUsed="1" w:defQFormat="0" w:count="267">
-    <w:lsdException w:name="Normal" w:semiHidden="0" w:uiPriority="0" w:unhideWhenUsed="0" w:qFormat="1"/>
-    <w:lsdException w:name="heading 1" w:semiHidden="0" w:uiPriority="9" w:unhideWhenUsed="0" w:qFormat="1"/>
-    <w:lsdException w:name="heading 2" w:uiPriority="9" w:qFormat="1"/>
-    <w:lsdException w:name="heading 3" w:uiPriority="9" w:qFormat="1"/>
-    <w:lsdException w:name="heading 4" w:uiPriority="9" w:qFormat="1"/>
-    <w:lsdException w:name="heading 5" w:uiPriority="9" w:qFormat="1"/>
-    <w:lsdException w:name="heading 6" w:uiPriority="9" w:qFormat="1"/>
-    <w:lsdException w:name="heading 7" w:uiPriority="9" w:qFormat="1"/>
-    <w:lsdException w:name="heading 8" w:uiPriority="9" w:qFormat="1"/>
-    <w:lsdException w:name="heading 9" w:uiPriority="9" w:qFormat="1"/>
-    <w:lsdException w:name="toc 1" w:uiPriority="39"/>
-    <w:lsdException w:name="toc 2" w:uiPriority="39"/>
-    <w:lsdException w:name="toc 3" w:uiPriority="39"/>
-    <w:lsdException w:name="toc 4" w:uiPriority="39"/>
-    <w:lsdException w:name="toc 5" w:uiPriority="39"/>
-    <w:lsdException w:name="toc 6" w:uiPriority="39"/>
-    <w:lsdException w:name="toc 7" w:uiPriority="39"/>
-    <w:lsdException w:name="toc 8" w:uiPriority="39"/>
-    <w:lsdException w:name="toc 9" w:uiPriority="39"/>
-    <w:lsdException w:name="caption" w:uiPriority="35" w:qFormat="1"/>
-    <w:lsdException w:name="Title" w:semiHidden="0" w:uiPriority="10" w:unhideWhenUsed="0" w:qFormat="1"/>
-    <w:lsdException w:name="Default Paragraph Font" w:uiPriority="1"/>
-    <w:lsdException w:name="Subtitle" w:semiHidden="0" w:uiPriority="11" w:unhideWhenUsed="0" w:qFormat="1"/>
-    <w:lsdException w:name="Strong" w:semiHidden="0" w:uiPriority="22" w:unhideWhenUsed="0" w:qFormat="1"/>
-    <w:lsdException w:name="Emphasis" w:semiHidden="0" w:uiPriority="20" w:unhideWhenUsed="0" w:qFormat="1"/>
-    <w:lsdException w:name="Table Grid" w:semiHidden="0" w:uiPriority="59" w:unhideWhenUsed="0"/>
-    <w:lsdException w:name="Placeholder Text" w:unhideWhenUsed="0"/>
-    <w:lsdException w:name="No Spacing" w:semiHidden="0" w:uiPriority="1" w:unhideWhenUsed="0" w:qFormat="1"/>
-    <w:lsdException w:name="Light Shading" w:semiHidden="0" w:uiPriority="60" w:unhideWhenUsed="0"/>
-    <w:lsdException w:name="Light List" w:semiHidden="0" w:uiPriority="61" w:unhideWhenUsed="0"/>
-    <w:lsdException w:name="Light Grid" w:semiHidden="0" w:uiPriority="62" w:unhideWhenUsed="0"/>
-    <w:lsdException w:name="Medium Shading 1" w:semiHidden="0" w:uiPriority="63" w:unhideWhenUsed="0"/>
-    <w:lsdException w:name="Medium Shading 2" w:semiHidden="0" w:uiPriority="64" w:unhideWhenUsed="0"/>
-    <w:lsdException w:name="Medium List 1" w:semiHidden="0" w:uiPriority="65" w:unhideWhenUsed="0"/>
-    <w:lsdException w:name="Medium List 2" w:semiHidden="0" w:uiPriority="66" w:unhideWhenUsed="0"/>
-    <w:lsdException w:name="Medium Grid 1" w:semiHidden="0" w:uiPriority="67" w:unhideWhenUsed="0"/>
-    <w:lsdException w:name="Medium Grid 2" w:semiHidden="0" w:uiPriority="68" w:unhideWhenUsed="0"/>
-    <w:lsdException w:name="Medium Grid 3" w:semiHidden="0" w:uiPriority="69" w:unhideWhenUsed="0"/>
-    <w:lsdException w:name="Dark List" w:semiHidden="0" w:uiPriority="70" w:unhideWhenUsed="0"/>
-    <w:lsdException w:name="Colorful Shading" w:semiHidden="0" w:uiPriority="71" w:unhideWhenUsed="0"/>
-    <w:lsdException w:name="Colorful List" w:semiHidden="0" w:uiPriority="72" w:unhideWhenUsed="0"/>
-    <w:lsdException w:name="Colorful Grid" w:semiHidden="0" w:uiPriority="73" w:unhideWhenUsed="0"/>
-    <w:lsdException w:name="Light Shading Accent 1" w:semiHidden="0" w:uiPriority="60" w:unhideWhenUsed="0"/>
-    <w:lsdException w:name="Light List Accent 1" w:semiHidden="0" w:uiPriority="61" w:unhideWhenUsed="0"/>
-    <w:lsdException w:name="Light Grid Accent 1" w:semiHidden="0" w:uiPriority="62" w:unhideWhenUsed="0"/>
-    <w:lsdException w:name="Medium Shading 1 Accent 1" w:semiHidden="0" w:uiPriority="63" w:unhideWhenUsed="0"/>
-    <w:lsdException w:name="Medium Shading 2 Accent 1" w:semiHidden="0" w:uiPriority="64" w:unhideWhenUsed="0"/>
-    <w:lsdException w:name="Medium List 1 Accent 1" w:semiHidden="0" w:uiPriority="65" w:unhideWhenUsed="0"/>
-    <w:lsdException w:name="Revision" w:unhideWhenUsed="0"/>
-    <w:lsdException w:name="List Paragraph" w:semiHidden="0" w:uiPriority="34" w:unhideWhenUsed="0" w:qFormat="1"/>
-    <w:lsdException w:name="Quote" w:semiHidden="0" w:uiPriority="29" w:unhideWhenUsed="0" w:qFormat="1"/>
-    <w:lsdException w:name="Intense Quote" w:semiHidden="0" w:uiPriority="30" w:unhideWhenUsed="0" w:qFormat="1"/>
-    <w:lsdException w:name="Medium List 2 Accent 1" w:semiHidden="0" w:uiPriority="66" w:unhideWhenUsed="0"/>
-    <w:lsdException w:name="Medium Grid 1 Accent 1" w:semiHidden="0" w:uiPriority="67" w:unhideWhenUsed="0"/>
-    <w:lsdException w:name="Medium Grid 2 Accent 1" w:semiHidden="0" w:uiPriority="68" w:unhideWhenUsed="0"/>
-    <w:lsdException w:name="Medium Grid 3 Accent 1" w:semiHidden="0" w:uiPriority="69" w:unhideWhenUsed="0"/>
-    <w:lsdException w:name="Dark List Accent 1" w:semiHidden="0" w:uiPriority="70" w:unhideWhenUsed="0"/>
-    <w:lsdException w:name="Colorful Shading Accent 1" w:semiHidden="0" w:uiPriority="71" w:unhideWhenUsed="0"/>
-    <w:lsdException w:name="Colorful List Accent 1" w:semiHidden="0" w:uiPriority="72" w:unhideWhenUsed="0"/>
-    <w:lsdException w:name="Colorful Grid Accent 1" w:semiHidden="0" w:uiPriority="73" w:unhideWhenUsed="0"/>
-    <w:lsdException w:name="Light Shading Accent 2" w:semiHidden="0" w:uiPriority="60" w:unhideWhenUsed="0"/>
-    <w:lsdException w:name="Light List Accent 2" w:semiHidden="0" w:uiPriority="61" w:unhideWhenUsed="0"/>
-    <w:lsdException w:name="Light Grid Accent 2" w:semiHidden="0" w:uiPriority="62" w:unhideWhenUsed="0"/>
-    <w:lsdException w:name="Medium Shading 1 Accent 2" w:semiHidden="0" w:uiPriority="63" w:unhideWhenUsed="0"/>
-    <w:lsdException w:name="Medium Shading 2 Accent 2" w:semiHidden="0" w:uiPriority="64" w:unhideWhenUsed="0"/>
-    <w:lsdException w:name="Medium List 1 Accent 2" w:semiHidden="0" w:uiPriority="65" w:unhideWhenUsed="0"/>
-    <w:lsdException w:name="Medium List 2 Accent 2" w:semiHidden="0" w:uiPriority="66" w:unhideWhenUsed="0"/>
-    <w:lsdException w:name="Medium Grid 1 Accent 2" w:semiHidden="0" w:uiPriority="67" w:unhideWhenUsed="0"/>
-    <w:lsdException w:name="Medium Grid 2 Accent 2" w:semiHidden="0" w:uiPriority="68" w:unhideWhenUsed="0"/>
-    <w:lsdException w:name="Medium Grid 3 Accent 2" w:semiHidden="0" w:uiPriority="69" w:unhideWhenUsed="0"/>
-    <w:lsdException w:name="Dark List Accent 2" w:semiHidden="0" w:uiPriority="70" w:unhideWhenUsed="0"/>
-    <w:lsdException w:name="Colorful Shading Accent 2" w:semiHidden="0" w:uiPriority="71" w:unhideWhenUsed="0"/>
-    <w:lsdException w:name="Colorful List Accent 2" w:semiHidden="0" w:uiPriority="72" w:unhideWhenUsed="0"/>
-    <w:lsdException w:name="Colorful Grid Accent 2" w:semiHidden="0" w:uiPriority="73" w:unhideWhenUsed="0"/>
-    <w:lsdException w:name="Light Shading Accent 3" w:semiHidden="0" w:uiPriority="60" w:unhideWhenUsed="0"/>
-    <w:lsdException w:name="Light List Accent 3" w:semiHidden="0" w:uiPriority="61" w:unhideWhenUsed="0"/>
-    <w:lsdException w:name="Light Grid Accent 3" w:semiHidden="0" w:uiPriority="62" w:unhideWhenUsed="0"/>
-    <w:lsdException w:name="Medium Shading 1 Accent 3" w:semiHidden="0" w:uiPriority="63" w:unhideWhenUsed="0"/>
-    <w:lsdException w:name="Medium Shading 2 Accent 3" w:semiHidden="0" w:uiPriority="64" w:unhideWhenUsed="0"/>
-    <w:lsdException w:name="Medium List 1 Accent 3" w:semiHidden="0" w:uiPriority="65" w:unhideWhenUsed="0"/>
-    <w:lsdException w:name="Medium List 2 Accent 3" w:semiHidden="0" w:uiPriority="66" w:unhideWhenUsed="0"/>
-    <w:lsdException w:name="Medium Grid 1 Accent 3" w:semiHidden="0" w:uiPriority="67" w:unhideWhenUsed="0"/>
-    <w:lsdException w:name="Medium Grid 2 Accent 3" w:semiHidden="0" w:uiPriority="68" w:unhideWhenUsed="0"/>
-    <w:lsdException w:name="Medium Grid 3 Accent 3" w:semiHidden="0" w:uiPriority="69" w:unhideWhenUsed="0"/>
-    <w:lsdException w:name="Dark List Accent 3" w:semiHidden="0" w:uiPriority="70" w:unhideWhenUsed="0"/>
-    <w:lsdException w:name="Colorful Shading Accent 3" w:semiHidden="0" w:uiPriority="71" w:unhideWhenUsed="0"/>
-    <w:lsdException w:name="Colorful List Accent 3" w:semiHidden="0" w:uiPriority="72" w:unhideWhenUsed="0"/>
-    <w:lsdException w:name="Colorful Grid Accent 3" w:semiHidden="0" w:uiPriority="73" w:unhideWhenUsed="0"/>
-    <w:lsdException w:name="Light Shading Accent 4" w:semiHidden="0" w:uiPriority="60" w:unhideWhenUsed="0"/>
-    <w:lsdException w:name="Light List Accent 4" w:semiHidden="0" w:uiPriority="61" w:unhideWhenUsed="0"/>
-    <w:lsdException w:name="Light Grid Accent 4" w:semiHidden="0" w:uiPriority="62" w:unhideWhenUsed="0"/>
-    <w:lsdException w:name="Medium Shading 1 Accent 4" w:semiHidden="0" w:uiPriority="63" w:unhideWhenUsed="0"/>
-    <w:lsdException w:name="Medium Shading 2 Accent 4" w:semiHidden="0" w:uiPriority="64" w:unhideWhenUsed="0"/>
-    <w:lsdException w:name="Medium List 1 Accent 4" w:semiHidden="0" w:uiPriority="65" w:unhideWhenUsed="0"/>
-    <w:lsdException w:name="Medium List 2 Accent 4" w:semiHidden="0" w:uiPriority="66" w:unhideWhenUsed="0"/>
-    <w:lsdException w:name="Medium Grid 1 Accent 4" w:semiHidden="0" w:uiPriority="67" w:unhideWhenUsed="0"/>
-    <w:lsdException w:name="Medium Grid 2 Accent 4" w:semiHidden="0" w:uiPriority="68" w:unhideWhenUsed="0"/>
-    <w:lsdException w:name="Medium Grid 3 Accent 4" w:semiHidden="0" w:uiPriority="69" w:unhideWhenUsed="0"/>
-    <w:lsdException w:name="Dark List Accent 4" w:semiHidden="0" w:uiPriority="70" w:unhideWhenUsed="0"/>
-    <w:lsdException w:name="Colorful Shading Accent 4" w:semiHidden="0" w:uiPriority="71" w:unhideWhenUsed="0"/>
-    <w:lsdException w:name="Colorful List Accent 4" w:semiHidden="0" w:uiPriority="72" w:unhideWhenUsed="0"/>
-    <w:lsdException w:name="Colorful Grid Accent 4" w:semiHidden="0" w:uiPriority="73" w:unhideWhenUsed="0"/>
-    <w:lsdException w:name="Light Shading Accent 5" w:semiHidden="0" w:uiPriority="60" w:unhideWhenUsed="0"/>
-    <w:lsdException w:name="Light List Accent 5" w:semiHidden="0" w:uiPriority="61" w:unhideWhenUsed="0"/>
-    <w:lsdException w:name="Light Grid Accent 5" w:semiHidden="0" w:uiPriority="62" w:unhideWhenUsed="0"/>
-    <w:lsdException w:name="Medium Shading 1 Accent 5" w:semiHidden="0" w:uiPriority="63" w:unhideWhenUsed="0"/>
-    <w:lsdException w:name="Medium Shading 2 Accent 5" w:semiHidden="0" w:uiPriority="64" w:unhideWhenUsed="0"/>
-    <w:lsdException w:name="Medium List 1 Accent 5" w:semiHidden="0" w:uiPriority="65" w:unhideWhenUsed="0"/>
-    <w:lsdException w:name="Medium List 2 Accent 5" w:semiHidden="0" w:uiPriority="66" w:unhideWhenUsed="0"/>
-    <w:lsdException w:name="Medium Grid 1 Accent 5" w:semiHidden="0" w:uiPriority="67" w:unhideWhenUsed="0"/>
-    <w:lsdException w:name="Medium Grid 2 Accent 5" w:semiHidden="0" w:uiPriority="68" w:unhideWhenUsed="0"/>
-    <w:lsdException w:name="Medium Grid 3 Accent 5" w:semiHidden="0" w:uiPriority="69" w:unhideWhenUsed="0"/>
-    <w:lsdException w:name="Dark List Accent 5" w:semiHidden="0" w:uiPriority="70" w:unhideWhenUsed="0"/>
-    <w:lsdException w:name="Colorful Shading Accent 5" w:semiHidden="0" w:uiPriority="71" w:unhideWhenUsed="0"/>
-    <w:lsdException w:name="Colorful List Accent 5" w:semiHidden="0" w:uiPriority="72" w:unhideWhenUsed="0"/>
-    <w:lsdException w:name="Colorful Grid Accent 5" w:semiHidden="0" w:uiPriority="73" w:unhideWhenUsed="0"/>
-    <w:lsdException w:name="Light Shading Accent 6" w:semiHidden="0" w:uiPriority="60" w:unhideWhenUsed="0"/>
-    <w:lsdException w:name="Light List Accent 6" w:semiHidden="0" w:uiPriority="61" w:unhideWhenUsed="0"/>
-    <w:lsdException w:name="Light Grid Accent 6" w:semiHidden="0" w:uiPriority="62" w:unhideWhenUsed="0"/>
-    <w:lsdException w:name="Medium Shading 1 Accent 6" w:semiHidden="0" w:uiPriority="63" w:unhideWhenUsed="0"/>
-    <w:lsdException w:name="Medium Shading 2 Accent 6" w:semiHidden="0" w:uiPriority="64" w:unhideWhenUsed="0"/>
-    <w:lsdException w:name="Medium List 1 Accent 6" w:semiHidden="0" w:uiPriority="65" w:unhideWhenUsed="0"/>
-    <w:lsdException w:name="Medium List 2 Accent 6" w:semiHidden="0" w:uiPriority="66" w:unhideWhenUsed="0"/>
-    <w:lsdException w:name="Medium Grid 1 Accent 6" w:semiHidden="0" w:uiPriority="67" w:unhideWhenUsed="0"/>
-    <w:lsdException w:name="Medium Grid 2 Accent 6" w:semiHidden="0" w:uiPriority="68" w:unhideWhenUsed="0"/>
-    <w:lsdException w:name="Medium Grid 3 Accent 6" w:semiHidden="0" w:uiPriority="69" w:unhideWhenUsed="0"/>
-    <w:lsdException w:name="Dark List Accent 6" w:semiHidden="0" w:uiPriority="70" w:unhideWhenUsed="0"/>
-    <w:lsdException w:name="Colorful Shading Accent 6" w:semiHidden="0" w:uiPriority="71" w:unhideWhenUsed="0"/>
-    <w:lsdException w:name="Colorful List Accent 6" w:semiHidden="0" w:uiPriority="72" w:unhideWhenUsed="0"/>
-    <w:lsdException w:name="Colorful Grid Accent 6" w:semiHidden="0" w:uiPriority="73" w:unhideWhenUsed="0"/>
-    <w:lsdException w:name="Subtle Emphasis" w:semiHidden="0" w:uiPriority="19" w:unhideWhenUsed="0" w:qFormat="1"/>
-    <w:lsdException w:name="Intense Emphasis" w:semiHidden="0" w:uiPriority="21" w:unhideWhenUsed="0" w:qFormat="1"/>
-    <w:lsdException w:name="Subtle Reference" w:semiHidden="0" w:uiPriority="31" w:unhideWhenUsed="0" w:qFormat="1"/>
-    <w:lsdException w:name="Intense Reference" w:semiHidden="0" w:uiPriority="32" w:unhideWhenUsed="0" w:qFormat="1"/>
-    <w:lsdException w:name="Book Title" w:semiHidden="0" w:uiPriority="33" w:unhideWhenUsed="0" w:qFormat="1"/>
-    <w:lsdException w:name="Bibliography" w:uiPriority="37"/>
-    <w:lsdException w:name="TOC Heading" w:uiPriority="39" w:qFormat="1"/>
+  <w:latentStyles w:defLockedState="0" w:defUIPriority="99" w:defSemiHidden="0" w:defUnhideWhenUsed="0" w:defQFormat="0" w:count="376">
+    <w:lsdException w:name="Normal" w:uiPriority="0" w:qFormat="1"/>
+    <w:lsdException w:name="heading 1" w:uiPriority="9" w:qFormat="1"/>
+    <w:lsdException w:name="heading 2" w:semiHidden="1" w:uiPriority="9" w:unhideWhenUsed="1" w:qFormat="1"/>
+    <w:lsdException w:name="heading 3" w:semiHidden="1" w:uiPriority="9" w:unhideWhenUsed="1" w:qFormat="1"/>
+    <w:lsdException w:name="heading 4" w:semiHidden="1" w:uiPriority="9" w:unhideWhenUsed="1" w:qFormat="1"/>
+    <w:lsdException w:name="heading 5" w:semiHidden="1" w:uiPriority="9" w:unhideWhenUsed="1" w:qFormat="1"/>
+    <w:lsdException w:name="heading 6" w:semiHidden="1" w:uiPriority="9" w:unhideWhenUsed="1" w:qFormat="1"/>
+    <w:lsdException w:name="heading 7" w:semiHidden="1" w:uiPriority="9" w:unhideWhenUsed="1" w:qFormat="1"/>
+    <w:lsdException w:name="heading 8" w:semiHidden="1" w:uiPriority="9" w:unhideWhenUsed="1" w:qFormat="1"/>
+    <w:lsdException w:name="heading 9" w:semiHidden="1" w:uiPriority="9" w:unhideWhenUsed="1" w:qFormat="1"/>
+    <w:lsdException w:name="index 1" w:semiHidden="1" w:unhideWhenUsed="1"/>
+    <w:lsdException w:name="index 2" w:semiHidden="1" w:unhideWhenUsed="1"/>
+    <w:lsdException w:name="index 3" w:semiHidden="1" w:unhideWhenUsed="1"/>
+    <w:lsdException w:name="index 4" w:semiHidden="1" w:unhideWhenUsed="1"/>
+    <w:lsdException w:name="index 5" w:semiHidden="1" w:unhideWhenUsed="1"/>
+    <w:lsdException w:name="index 6" w:semiHidden="1" w:unhideWhenUsed="1"/>
+    <w:lsdException w:name="index 7" w:semiHidden="1" w:unhideWhenUsed="1"/>
+    <w:lsdException w:name="index 8" w:semiHidden="1" w:unhideWhenUsed="1"/>
+    <w:lsdException w:name="index 9" w:semiHidden="1" w:unhideWhenUsed="1"/>
+    <w:lsdException w:name="toc 1" w:semiHidden="1" w:uiPriority="39" w:unhideWhenUsed="1"/>
+    <w:lsdException w:name="toc 2" w:semiHidden="1" w:uiPriority="39" w:unhideWhenUsed="1"/>
+    <w:lsdException w:name="toc 3" w:semiHidden="1" w:uiPriority="39" w:unhideWhenUsed="1"/>
+    <w:lsdException w:name="toc 4" w:semiHidden="1" w:uiPriority="39" w:unhideWhenUsed="1"/>
+    <w:lsdException w:name="toc 5" w:semiHidden="1" w:uiPriority="39" w:unhideWhenUsed="1"/>
+    <w:lsdException w:name="toc 6" w:semiHidden="1" w:uiPriority="39" w:unhideWhenUsed="1"/>
+    <w:lsdException w:name="toc 7" w:semiHidden="1" w:uiPriority="39" w:unhideWhenUsed="1"/>
+    <w:lsdException w:name="toc 8" w:semiHidden="1" w:uiPriority="39" w:unhideWhenUsed="1"/>
+    <w:lsdException w:name="toc 9" w:semiHidden="1" w:uiPriority="39" w:unhideWhenUsed="1"/>
+    <w:lsdException w:name="Normal Indent" w:semiHidden="1" w:unhideWhenUsed="1"/>
+    <w:lsdException w:name="footnote text" w:semiHidden="1" w:unhideWhenUsed="1"/>
+    <w:lsdException w:name="annotation text" w:semiHidden="1" w:unhideWhenUsed="1"/>
+    <w:lsdException w:name="header" w:semiHidden="1" w:unhideWhenUsed="1"/>
+    <w:lsdException w:name="footer" w:semiHidden="1" w:unhideWhenUsed="1"/>
+    <w:lsdException w:name="index heading" w:semiHidden="1" w:unhideWhenUsed="1"/>
+    <w:lsdException w:name="caption" w:semiHidden="1" w:uiPriority="35" w:unhideWhenUsed="1" w:qFormat="1"/>
+    <w:lsdException w:name="table of figures" w:semiHidden="1" w:unhideWhenUsed="1"/>
+    <w:lsdException w:name="envelope address" w:semiHidden="1" w:unhideWhenUsed="1"/>
+    <w:lsdException w:name="envelope return" w:semiHidden="1" w:unhideWhenUsed="1"/>
+    <w:lsdException w:name="footnote reference" w:semiHidden="1" w:unhideWhenUsed="1"/>
+    <w:lsdException w:name="annotation reference" w:semiHidden="1" w:unhideWhenUsed="1"/>
+    <w:lsdException w:name="line number" w:semiHidden="1" w:unhideWhenUsed="1"/>
+    <w:lsdException w:name="page number" w:semiHidden="1" w:unhideWhenUsed="1"/>
+    <w:lsdException w:name="endnote reference" w:semiHidden="1" w:unhideWhenUsed="1"/>
+    <w:lsdException w:name="endnote text" w:semiHidden="1" w:unhideWhenUsed="1"/>
+    <w:lsdException w:name="table of authorities" w:semiHidden="1" w:unhideWhenUsed="1"/>
+    <w:lsdException w:name="macro" w:semiHidden="1" w:unhideWhenUsed="1"/>
+    <w:lsdException w:name="toa heading" w:semiHidden="1" w:unhideWhenUsed="1"/>
+    <w:lsdException w:name="List" w:semiHidden="1" w:unhideWhenUsed="1"/>
+    <w:lsdException w:name="List Bullet" w:semiHidden="1" w:unhideWhenUsed="1"/>
+    <w:lsdException w:name="List Number" w:semiHidden="1" w:unhideWhenUsed="1"/>
+    <w:lsdException w:name="List 2" w:semiHidden="1" w:unhideWhenUsed="1"/>
+    <w:lsdException w:name="List 3" w:semiHidden="1" w:unhideWhenUsed="1"/>
+    <w:lsdException w:name="List 4" w:semiHidden="1" w:unhideWhenUsed="1"/>
+    <w:lsdException w:name="List 5" w:semiHidden="1" w:unhideWhenUsed="1"/>
+    <w:lsdException w:name="List Bullet 2" w:semiHidden="1" w:unhideWhenUsed="1"/>
+    <w:lsdException w:name="List Bullet 3" w:semiHidden="1" w:unhideWhenUsed="1"/>
+    <w:lsdException w:name="List Bullet 4" w:semiHidden="1" w:unhideWhenUsed="1"/>
+    <w:lsdException w:name="List Bullet 5" w:semiHidden="1" w:unhideWhenUsed="1"/>
+    <w:lsdException w:name="List Number 2" w:semiHidden="1" w:unhideWhenUsed="1"/>
+    <w:lsdException w:name="List Number 3" w:semiHidden="1" w:unhideWhenUsed="1"/>
+    <w:lsdException w:name="List Number 4" w:semiHidden="1" w:unhideWhenUsed="1"/>
+    <w:lsdException w:name="List Number 5" w:semiHidden="1" w:unhideWhenUsed="1"/>
+    <w:lsdException w:name="Title" w:uiPriority="10" w:qFormat="1"/>
+    <w:lsdException w:name="Closing" w:semiHidden="1" w:unhideWhenUsed="1"/>
+    <w:lsdException w:name="Signature" w:semiHidden="1" w:unhideWhenUsed="1"/>
+    <w:lsdException w:name="Default Paragraph Font" w:semiHidden="1" w:uiPriority="1" w:unhideWhenUsed="1"/>
+    <w:lsdException w:name="Body Text" w:semiHidden="1" w:unhideWhenUsed="1"/>
+    <w:lsdException w:name="Body Text Indent" w:semiHidden="1" w:unhideWhenUsed="1"/>
+    <w:lsdException w:name="List Continue" w:semiHidden="1" w:unhideWhenUsed="1"/>
+    <w:lsdException w:name="List Continue 2" w:semiHidden="1" w:unhideWhenUsed="1"/>
+    <w:lsdException w:name="List Continue 3" w:semiHidden="1" w:unhideWhenUsed="1"/>
+    <w:lsdException w:name="List Continue 4" w:semiHidden="1" w:unhideWhenUsed="1"/>
+    <w:lsdException w:name="List Continue 5" w:semiHidden="1" w:unhideWhenUsed="1"/>
+    <w:lsdException w:name="Message Header" w:semiHidden="1" w:unhideWhenUsed="1"/>
+    <w:lsdException w:name="Subtitle" w:uiPriority="11" w:qFormat="1"/>
+    <w:lsdException w:name="Salutation" w:semiHidden="1" w:unhideWhenUsed="1"/>
+    <w:lsdException w:name="Date" w:semiHidden="1" w:unhideWhenUsed="1"/>
+    <w:lsdException w:name="Body Text First Indent" w:semiHidden="1" w:unhideWhenUsed="1"/>
+    <w:lsdException w:name="Body Text First Indent 2" w:semiHidden="1" w:unhideWhenUsed="1"/>
+    <w:lsdException w:name="Note Heading" w:semiHidden="1" w:unhideWhenUsed="1"/>
+    <w:lsdException w:name="Body Text 2" w:semiHidden="1" w:unhideWhenUsed="1"/>
+    <w:lsdException w:name="Body Text 3" w:semiHidden="1" w:unhideWhenUsed="1"/>
+    <w:lsdException w:name="Body Text Indent 2" w:semiHidden="1" w:unhideWhenUsed="1"/>
+    <w:lsdException w:name="Body Text Indent 3" w:semiHidden="1" w:unhideWhenUsed="1"/>
+    <w:lsdException w:name="Block Text" w:semiHidden="1" w:unhideWhenUsed="1"/>
+    <w:lsdException w:name="Hyperlink" w:semiHidden="1" w:unhideWhenUsed="1"/>
+    <w:lsdException w:name="FollowedHyperlink" w:semiHidden="1" w:unhideWhenUsed="1"/>
+    <w:lsdException w:name="Strong" w:uiPriority="22" w:qFormat="1"/>
+    <w:lsdException w:name="Emphasis" w:uiPriority="20" w:qFormat="1"/>
+    <w:lsdException w:name="Document Map" w:semiHidden="1" w:unhideWhenUsed="1"/>
+    <w:lsdException w:name="Plain Text" w:semiHidden="1" w:unhideWhenUsed="1"/>
+    <w:lsdException w:name="E-mail Signature" w:semiHidden="1" w:unhideWhenUsed="1"/>
+    <w:lsdException w:name="HTML Top of Form" w:semiHidden="1" w:unhideWhenUsed="1"/>
+    <w:lsdException w:name="HTML Bottom of Form" w:semiHidden="1" w:unhideWhenUsed="1"/>
+    <w:lsdException w:name="Normal (Web)" w:semiHidden="1" w:unhideWhenUsed="1"/>
+    <w:lsdException w:name="HTML Acronym" w:semiHidden="1" w:unhideWhenUsed="1"/>
+    <w:lsdException w:name="HTML Address" w:semiHidden="1" w:unhideWhenUsed="1"/>
+    <w:lsdException w:name="HTML Cite" w:semiHidden="1" w:unhideWhenUsed="1"/>
+    <w:lsdException w:name="HTML Code" w:semiHidden="1" w:unhideWhenUsed="1"/>
+    <w:lsdException w:name="HTML Definition" w:semiHidden="1" w:unhideWhenUsed="1"/>
+    <w:lsdException w:name="HTML Keyboard" w:semiHidden="1" w:unhideWhenUsed="1"/>
+    <w:lsdException w:name="HTML Preformatted" w:semiHidden="1" w:unhideWhenUsed="1"/>
+    <w:lsdException w:name="HTML Sample" w:semiHidden="1" w:unhideWhenUsed="1"/>
+    <w:lsdException w:name="HTML Typewriter" w:semiHidden="1" w:unhideWhenUsed="1"/>
+    <w:lsdException w:name="HTML Variable" w:semiHidden="1" w:unhideWhenUsed="1"/>
+    <w:lsdException w:name="Normal Table" w:semiHidden="1" w:unhideWhenUsed="1"/>
+    <w:lsdException w:name="annotation subject" w:semiHidden="1" w:unhideWhenUsed="1"/>
+    <w:lsdException w:name="No List" w:semiHidden="1" w:unhideWhenUsed="1"/>
+    <w:lsdException w:name="Outline List 1" w:semiHidden="1" w:unhideWhenUsed="1"/>
+    <w:lsdException w:name="Outline List 2" w:semiHidden="1" w:unhideWhenUsed="1"/>
+    <w:lsdException w:name="Outline List 3" w:semiHidden="1" w:unhideWhenUsed="1"/>
+    <w:lsdException w:name="Table Simple 1" w:semiHidden="1" w:unhideWhenUsed="1"/>
+    <w:lsdException w:name="Table Simple 2" w:semiHidden="1" w:unhideWhenUsed="1"/>
+    <w:lsdException w:name="Table Simple 3" w:semiHidden="1" w:unhideWhenUsed="1"/>
+    <w:lsdException w:name="Table Classic 1" w:semiHidden="1" w:unhideWhenUsed="1"/>
+    <w:lsdException w:name="Table Classic 2" w:semiHidden="1" w:unhideWhenUsed="1"/>
+    <w:lsdException w:name="Table Classic 3" w:semiHidden="1" w:unhideWhenUsed="1"/>
+    <w:lsdException w:name="Table Classic 4" w:semiHidden="1" w:unhideWhenUsed="1"/>
+    <w:lsdException w:name="Table Colorful 1" w:semiHidden="1" w:unhideWhenUsed="1"/>
+    <w:lsdException w:name="Table Colorful 2" w:semiHidden="1" w:unhideWhenUsed="1"/>
+    <w:lsdException w:name="Table Colorful 3" w:semiHidden="1" w:unhideWhenUsed="1"/>
+    <w:lsdException w:name="Table Columns 1" w:semiHidden="1" w:unhideWhenUsed="1"/>
+    <w:lsdException w:name="Table Columns 2" w:semiHidden="1" w:unhideWhenUsed="1"/>
+    <w:lsdException w:name="Table Columns 3" w:semiHidden="1" w:unhideWhenUsed="1"/>
+    <w:lsdException w:name="Table Columns 4" w:semiHidden="1" w:unhideWhenUsed="1"/>
+    <w:lsdException w:name="Table Columns 5" w:semiHidden="1" w:unhideWhenUsed="1"/>
+    <w:lsdException w:name="Table Grid 1" w:semiHidden="1" w:unhideWhenUsed="1"/>
+    <w:lsdException w:name="Table Grid 2" w:semiHidden="1" w:unhideWhenUsed="1"/>
+    <w:lsdException w:name="Table Grid 3" w:semiHidden="1" w:unhideWhenUsed="1"/>
+    <w:lsdException w:name="Table Grid 4" w:semiHidden="1" w:unhideWhenUsed="1"/>
+    <w:lsdException w:name="Table Grid 5" w:semiHidden="1" w:unhideWhenUsed="1"/>
+    <w:lsdException w:name="Table Grid 6" w:semiHidden="1" w:unhideWhenUsed="1"/>
+    <w:lsdException w:name="Table Grid 7" w:semiHidden="1" w:unhideWhenUsed="1"/>
+    <w:lsdException w:name="Table Grid 8" w:semiHidden="1" w:unhideWhenUsed="1"/>
+    <w:lsdException w:name="Table List 1" w:semiHidden="1" w:unhideWhenUsed="1"/>
+    <w:lsdException w:name="Table List 2" w:semiHidden="1" w:unhideWhenUsed="1"/>
+    <w:lsdException w:name="Table List 3" w:semiHidden="1" w:unhideWhenUsed="1"/>
+    <w:lsdException w:name="Table List 4" w:semiHidden="1" w:unhideWhenUsed="1"/>
+    <w:lsdException w:name="Table List 5" w:semiHidden="1" w:unhideWhenUsed="1"/>
+    <w:lsdException w:name="Table List 6" w:semiHidden="1" w:unhideWhenUsed="1"/>
+    <w:lsdException w:name="Table List 7" w:semiHidden="1" w:unhideWhenUsed="1"/>
+    <w:lsdException w:name="Table List 8" w:semiHidden="1" w:unhideWhenUsed="1"/>
+    <w:lsdException w:name="Table 3D effects 1" w:semiHidden="1" w:unhideWhenUsed="1"/>
+    <w:lsdException w:name="Table 3D effects 2" w:semiHidden="1" w:unhideWhenUsed="1"/>
+    <w:lsdException w:name="Table 3D effects 3" w:semiHidden="1" w:unhideWhenUsed="1"/>
+    <w:lsdException w:name="Table Contemporary" w:semiHidden="1" w:unhideWhenUsed="1"/>
+    <w:lsdException w:name="Table Elegant" w:semiHidden="1" w:unhideWhenUsed="1"/>
+    <w:lsdException w:name="Table Professional" w:semiHidden="1" w:unhideWhenUsed="1"/>
+    <w:lsdException w:name="Table Subtle 1" w:semiHidden="1" w:unhideWhenUsed="1"/>
+    <w:lsdException w:name="Table Subtle 2" w:semiHidden="1" w:unhideWhenUsed="1"/>
+    <w:lsdException w:name="Table Web 1" w:semiHidden="1" w:unhideWhenUsed="1"/>
+    <w:lsdException w:name="Table Web 2" w:semiHidden="1" w:unhideWhenUsed="1"/>
+    <w:lsdException w:name="Table Web 3" w:semiHidden="1" w:unhideWhenUsed="1"/>
+    <w:lsdException w:name="Balloon Text" w:semiHidden="1" w:unhideWhenUsed="1"/>
+    <w:lsdException w:name="Table Grid" w:uiPriority="59"/>
+    <w:lsdException w:name="Table Theme" w:semiHidden="1" w:unhideWhenUsed="1"/>
+    <w:lsdException w:name="Placeholder Text" w:semiHidden="1"/>
+    <w:lsdException w:name="No Spacing" w:uiPriority="1" w:qFormat="1"/>
+    <w:lsdException w:name="Light Shading" w:uiPriority="60"/>
+    <w:lsdException w:name="Light List" w:uiPriority="61"/>
+    <w:lsdException w:name="Light Grid" w:uiPriority="62"/>
+    <w:lsdException w:name="Medium Shading 1" w:uiPriority="63"/>
+    <w:lsdException w:name="Medium Shading 2" w:uiPriority="64"/>
+    <w:lsdException w:name="Medium List 1" w:uiPriority="65"/>
+    <w:lsdException w:name="Medium List 2" w:uiPriority="66"/>
+    <w:lsdException w:name="Medium Grid 1" w:uiPriority="67"/>
+    <w:lsdException w:name="Medium Grid 2" w:uiPriority="68"/>
+    <w:lsdException w:name="Medium Grid 3" w:uiPriority="69"/>
+    <w:lsdException w:name="Dark List" w:uiPriority="70"/>
+    <w:lsdException w:name="Colorful Shading" w:uiPriority="71"/>
+    <w:lsdException w:name="Colorful List" w:uiPriority="72"/>
+    <w:lsdException w:name="Colorful Grid" w:uiPriority="73"/>
+    <w:lsdException w:name="Light Shading Accent 1" w:uiPriority="60"/>
+    <w:lsdException w:name="Light List Accent 1" w:uiPriority="61"/>
+    <w:lsdException w:name="Light Grid Accent 1" w:uiPriority="62"/>
+    <w:lsdException w:name="Medium Shading 1 Accent 1" w:uiPriority="63"/>
+    <w:lsdException w:name="Medium Shading 2 Accent 1" w:uiPriority="64"/>
+    <w:lsdException w:name="Medium List 1 Accent 1" w:uiPriority="65"/>
+    <w:lsdException w:name="Revision" w:semiHidden="1"/>
+    <w:lsdException w:name="List Paragraph" w:uiPriority="34" w:qFormat="1"/>
+    <w:lsdException w:name="Quote" w:uiPriority="29" w:qFormat="1"/>
+    <w:lsdException w:name="Intense Quote" w:uiPriority="30" w:qFormat="1"/>
+    <w:lsdException w:name="Medium List 2 Accent 1" w:uiPriority="66"/>
+    <w:lsdException w:name="Medium Grid 1 Accent 1" w:uiPriority="67"/>
+    <w:lsdException w:name="Medium Grid 2 Accent 1" w:uiPriority="68"/>
+    <w:lsdException w:name="Medium Grid 3 Accent 1" w:uiPriority="69"/>
+    <w:lsdException w:name="Dark List Accent 1" w:uiPriority="70"/>
+    <w:lsdException w:name="Colorful Shading Accent 1" w:uiPriority="71"/>
+    <w:lsdException w:name="Colorful List Accent 1" w:uiPriority="72"/>
+    <w:lsdException w:name="Colorful Grid Accent 1" w:uiPriority="73"/>
+    <w:lsdException w:name="Light Shading Accent 2" w:uiPriority="60"/>
+    <w:lsdException w:name="Light List Accent 2" w:uiPriority="61"/>
+    <w:lsdException w:name="Light Grid Accent 2" w:uiPriority="62"/>
+    <w:lsdException w:name="Medium Shading 1 Accent 2" w:uiPriority="63"/>
+    <w:lsdException w:name="Medium Shading 2 Accent 2" w:uiPriority="64"/>
+    <w:lsdException w:name="Medium List 1 Accent 2" w:uiPriority="65"/>
+    <w:lsdException w:name="Medium List 2 Accent 2" w:uiPriority="66"/>
+    <w:lsdException w:name="Medium Grid 1 Accent 2" w:uiPriority="67"/>
+    <w:lsdException w:name="Medium Grid 2 Accent 2" w:uiPriority="68"/>
+    <w:lsdException w:name="Medium Grid 3 Accent 2" w:uiPriority="69"/>
+    <w:lsdException w:name="Dark List Accent 2" w:uiPriority="70"/>
+    <w:lsdException w:name="Colorful Shading Accent 2" w:uiPriority="71"/>
+    <w:lsdException w:name="Colorful List Accent 2" w:uiPriority="72"/>
+    <w:lsdException w:name="Colorful Grid Accent 2" w:uiPriority="73"/>
+    <w:lsdException w:name="Light Shading Accent 3" w:uiPriority="60"/>
+    <w:lsdException w:name="Light List Accent 3" w:uiPriority="61"/>
+    <w:lsdException w:name="Light Grid Accent 3" w:uiPriority="62"/>
+    <w:lsdException w:name="Medium Shading 1 Accent 3" w:uiPriority="63"/>
+    <w:lsdException w:name="Medium Shading 2 Accent 3" w:uiPriority="64"/>
+    <w:lsdException w:name="Medium List 1 Accent 3" w:uiPriority="65"/>
+    <w:lsdException w:name="Medium List 2 Accent 3" w:uiPriority="66"/>
+    <w:lsdException w:name="Medium Grid 1 Accent 3" w:uiPriority="67"/>
+    <w:lsdException w:name="Medium Grid 2 Accent 3" w:uiPriority="68"/>
+    <w:lsdException w:name="Medium Grid 3 Accent 3" w:uiPriority="69"/>
+    <w:lsdException w:name="Dark List Accent 3" w:uiPriority="70"/>
+    <w:lsdException w:name="Colorful Shading Accent 3" w:uiPriority="71"/>
+    <w:lsdException w:name="Colorful List Accent 3" w:uiPriority="72"/>
+    <w:lsdException w:name="Colorful Grid Accent 3" w:uiPriority="73"/>
+    <w:lsdException w:name="Light Shading Accent 4" w:uiPriority="60"/>
+    <w:lsdException w:name="Light List Accent 4" w:uiPriority="61"/>
+    <w:lsdException w:name="Light Grid Accent 4" w:uiPriority="62"/>
+    <w:lsdException w:name="Medium Shading 1 Accent 4" w:uiPriority="63"/>
+    <w:lsdException w:name="Medium Shading 2 Accent 4" w:uiPriority="64"/>
+    <w:lsdException w:name="Medium List 1 Accent 4" w:uiPriority="65"/>
+    <w:lsdException w:name="Medium List 2 Accent 4" w:uiPriority="66"/>
+    <w:lsdException w:name="Medium Grid 1 Accent 4" w:uiPriority="67"/>
+    <w:lsdException w:name="Medium Grid 2 Accent 4" w:uiPriority="68"/>
+    <w:lsdException w:name="Medium Grid 3 Accent 4" w:uiPriority="69"/>
+    <w:lsdException w:name="Dark List Accent 4" w:uiPriority="70"/>
+    <w:lsdException w:name="Colorful Shading Accent 4" w:uiPriority="71"/>
+    <w:lsdException w:name="Colorful List Accent 4" w:uiPriority="72"/>
+    <w:lsdException w:name="Colorful Grid Accent 4" w:uiPriority="73"/>
+    <w:lsdException w:name="Light Shading Accent 5" w:uiPriority="60"/>
+    <w:lsdException w:name="Light List Accent 5" w:uiPriority="61"/>
+    <w:lsdException w:name="Light Grid Accent 5" w:uiPriority="62"/>
+    <w:lsdException w:name="Medium Shading 1 Accent 5" w:uiPriority="63"/>
+    <w:lsdException w:name="Medium Shading 2 Accent 5" w:uiPriority="64"/>
+    <w:lsdException w:name="Medium List 1 Accent 5" w:uiPriority="65"/>
+    <w:lsdException w:name="Medium List 2 Accent 5" w:uiPriority="66"/>
+    <w:lsdException w:name="Medium Grid 1 Accent 5" w:uiPriority="67"/>
+    <w:lsdException w:name="Medium Grid 2 Accent 5" w:uiPriority="68"/>
+    <w:lsdException w:name="Medium Grid 3 Accent 5" w:uiPriority="69"/>
+    <w:lsdException w:name="Dark List Accent 5" w:uiPriority="70"/>
+    <w:lsdException w:name="Colorful Shading Accent 5" w:uiPriority="71"/>
+    <w:lsdException w:name="Colorful List Accent 5" w:uiPriority="72"/>
+    <w:lsdException w:name="Colorful Grid Accent 5" w:uiPriority="73"/>
+    <w:lsdException w:name="Light Shading Accent 6" w:uiPriority="60"/>
+    <w:lsdException w:name="Light List Accent 6" w:uiPriority="61"/>
+    <w:lsdException w:name="Light Grid Accent 6" w:uiPriority="62"/>
+    <w:lsdException w:name="Medium Shading 1 Accent 6" w:uiPriority="63"/>
+    <w:lsdException w:name="Medium Shading 2 Accent 6" w:uiPriority="64"/>
+    <w:lsdException w:name="Medium List 1 Accent 6" w:uiPriority="65"/>
+    <w:lsdException w:name="Medium List 2 Accent 6" w:uiPriority="66"/>
+    <w:lsdException w:name="Medium Grid 1 Accent 6" w:uiPriority="67"/>
+    <w:lsdException w:name="Medium Grid 2 Accent 6" w:uiPriority="68"/>
+    <w:lsdException w:name="Medium Grid 3 Accent 6" w:uiPriority="69"/>
+    <w:lsdException w:name="Dark List Accent 6" w:uiPriority="70"/>
+    <w:lsdException w:name="Colorful Shading Accent 6" w:uiPriority="71"/>
+    <w:lsdException w:name="Colorful List Accent 6" w:uiPriority="72"/>
+    <w:lsdException w:name="Colorful Grid Accent 6" w:uiPriority="73"/>
+    <w:lsdException w:name="Subtle Emphasis" w:uiPriority="19" w:qFormat="1"/>
+    <w:lsdException w:name="Intense Emphasis" w:uiPriority="21" w:qFormat="1"/>
+    <w:lsdException w:name="Subtle Reference" w:uiPriority="31" w:qFormat="1"/>
+    <w:lsdException w:name="Intense Reference" w:uiPriority="32" w:qFormat="1"/>
+    <w:lsdException w:name="Book Title" w:uiPriority="33" w:qFormat="1"/>
+    <w:lsdException w:name="Bibliography" w:semiHidden="1" w:uiPriority="37" w:unhideWhenUsed="1"/>
+    <w:lsdException w:name="TOC Heading" w:semiHidden="1" w:uiPriority="39" w:unhideWhenUsed="1" w:qFormat="1"/>
+    <w:lsdException w:name="Plain Table 1" w:uiPriority="41"/>
+    <w:lsdException w:name="Plain Table 2" w:uiPriority="42"/>
+    <w:lsdException w:name="Plain Table 3" w:uiPriority="43"/>
+    <w:lsdException w:name="Plain Table 4" w:uiPriority="44"/>
+    <w:lsdException w:name="Plain Table 5" w:uiPriority="45"/>
+    <w:lsdException w:name="Grid Table Light" w:uiPriority="40"/>
+    <w:lsdException w:name="Grid Table 1 Light" w:uiPriority="46"/>
+    <w:lsdException w:name="Grid Table 2" w:uiPriority="47"/>
+    <w:lsdException w:name="Grid Table 3" w:uiPriority="48"/>
+    <w:lsdException w:name="Grid Table 4" w:uiPriority="49"/>
+    <w:lsdException w:name="Grid Table 5 Dark" w:uiPriority="50"/>
+    <w:lsdException w:name="Grid Table 6 Colorful" w:uiPriority="51"/>
+    <w:lsdException w:name="Grid Table 7 Colorful" w:uiPriority="52"/>
+    <w:lsdException w:name="Grid Table 1 Light Accent 1" w:uiPriority="46"/>
+    <w:lsdException w:name="Grid Table 2 Accent 1" w:uiPriority="47"/>
+    <w:lsdException w:name="Grid Table 3 Accent 1" w:uiPriority="48"/>
+    <w:lsdException w:name="Grid Table 4 Accent 1" w:uiPriority="49"/>
+    <w:lsdException w:name="Grid Table 5 Dark Accent 1" w:uiPriority="50"/>
+    <w:lsdException w:name="Grid Table 6 Colorful Accent 1" w:uiPriority="51"/>
+    <w:lsdException w:name="Grid Table 7 Colorful Accent 1" w:uiPriority="52"/>
+    <w:lsdException w:name="Grid Table 1 Light Accent 2" w:uiPriority="46"/>
+    <w:lsdException w:name="Grid Table 2 Accent 2" w:uiPriority="47"/>
+    <w:lsdException w:name="Grid Table 3 Accent 2" w:uiPriority="48"/>
+    <w:lsdException w:name="Grid Table 4 Accent 2" w:uiPriority="49"/>
+    <w:lsdException w:name="Grid Table 5 Dark Accent 2" w:uiPriority="50"/>
+    <w:lsdException w:name="Grid Table 6 Colorful Accent 2" w:uiPriority="51"/>
+    <w:lsdException w:name="Grid Table 7 Colorful Accent 2" w:uiPriority="52"/>
+    <w:lsdException w:name="Grid Table 1 Light Accent 3" w:uiPriority="46"/>
+    <w:lsdException w:name="Grid Table 2 Accent 3" w:uiPriority="47"/>
+    <w:lsdException w:name="Grid Table 3 Accent 3" w:uiPriority="48"/>
+    <w:lsdException w:name="Grid Table 4 Accent 3" w:uiPriority="49"/>
+    <w:lsdException w:name="Grid Table 5 Dark Accent 3" w:uiPriority="50"/>
+    <w:lsdException w:name="Grid Table 6 Colorful Accent 3" w:uiPriority="51"/>
+    <w:lsdException w:name="Grid Table 7 Colorful Accent 3" w:uiPriority="52"/>
+    <w:lsdException w:name="Grid Table 1 Light Accent 4" w:uiPriority="46"/>
+    <w:lsdException w:name="Grid Table 2 Accent 4" w:uiPriority="47"/>
+    <w:lsdException w:name="Grid Table 3 Accent 4" w:uiPriority="48"/>
+    <w:lsdException w:name="Grid Table 4 Accent 4" w:uiPriority="49"/>
+    <w:lsdException w:name="Grid Table 5 Dark Accent 4" w:uiPriority="50"/>
+    <w:lsdException w:name="Grid Table 6 Colorful Accent 4" w:uiPriority="51"/>
+    <w:lsdException w:name="Grid Table 7 Colorful Accent 4" w:uiPriority="52"/>
+    <w:lsdException w:name="Grid Table 1 Light Accent 5" w:uiPriority="46"/>
+    <w:lsdException w:name="Grid Table 2 Accent 5" w:uiPriority="47"/>
+    <w:lsdException w:name="Grid Table 3 Accent 5" w:uiPriority="48"/>
+    <w:lsdException w:name="Grid Table 4 Accent 5" w:uiPriority="49"/>
+    <w:lsdException w:name="Grid Table 5 Dark Accent 5" w:uiPriority="50"/>
+    <w:lsdException w:name="Grid Table 6 Colorful Accent 5" w:uiPriority="51"/>
+    <w:lsdException w:name="Grid Table 7 Colorful Accent 5" w:uiPriority="52"/>
+    <w:lsdException w:name="Grid Table 1 Light Accent 6" w:uiPriority="46"/>
+    <w:lsdException w:name="Grid Table 2 Accent 6" w:uiPriority="47"/>
+    <w:lsdException w:name="Grid Table 3 Accent 6" w:uiPriority="48"/>
+    <w:lsdException w:name="Grid Table 4 Accent 6" w:uiPriority="49"/>
+    <w:lsdException w:name="Grid Table 5 Dark Accent 6" w:uiPriority="50"/>
+    <w:lsdException w:name="Grid Table 6 Colorful Accent 6" w:uiPriority="51"/>
+    <w:lsdException w:name="Grid Table 7 Colorful Accent 6" w:uiPriority="52"/>
+    <w:lsdException w:name="List Table 1 Light" w:uiPriority="46"/>
+    <w:lsdException w:name="List Table 2" w:uiPriority="47"/>
+    <w:lsdException w:name="List Table 3" w:uiPriority="48"/>
+    <w:lsdException w:name="List Table 4" w:uiPriority="49"/>
+    <w:lsdException w:name="List Table 5 Dark" w:uiPriority="50"/>
+    <w:lsdException w:name="List Table 6 Colorful" w:uiPriority="51"/>
+    <w:lsdException w:name="List Table 7 Colorful" w:uiPriority="52"/>
+    <w:lsdException w:name="List Table 1 Light Accent 1" w:uiPriority="46"/>
+    <w:lsdException w:name="List Table 2 Accent 1" w:uiPriority="47"/>
+    <w:lsdException w:name="List Table 3 Accent 1" w:uiPriority="48"/>
+    <w:lsdException w:name="List Table 4 Accent 1" w:uiPriority="49"/>
+    <w:lsdException w:name="List Table 5 Dark Accent 1" w:uiPriority="50"/>
+    <w:lsdException w:name="List Table 6 Colorful Accent 1" w:uiPriority="51"/>
+    <w:lsdException w:name="List Table 7 Colorful Accent 1" w:uiPriority="52"/>
+    <w:lsdException w:name="List Table 1 Light Accent 2" w:uiPriority="46"/>
+    <w:lsdException w:name="List Table 2 Accent 2" w:uiPriority="47"/>
+    <w:lsdException w:name="List Table 3 Accent 2" w:uiPriority="48"/>
+    <w:lsdException w:name="List Table 4 Accent 2" w:uiPriority="49"/>
+    <w:lsdException w:name="List Table 5 Dark Accent 2" w:uiPriority="50"/>
+    <w:lsdException w:name="List Table 6 Colorful Accent 2" w:uiPriority="51"/>
+    <w:lsdException w:name="List Table 7 Colorful Accent 2" w:uiPriority="52"/>
+    <w:lsdException w:name="List Table 1 Light Accent 3" w:uiPriority="46"/>
+    <w:lsdException w:name="List Table 2 Accent 3" w:uiPriority="47"/>
+    <w:lsdException w:name="List Table 3 Accent 3" w:uiPriority="48"/>
+    <w:lsdException w:name="List Table 4 Accent 3" w:uiPriority="49"/>
+    <w:lsdException w:name="List Table 5 Dark Accent 3" w:uiPriority="50"/>
+    <w:lsdException w:name="List Table 6 Colorful Accent 3" w:uiPriority="51"/>
+    <w:lsdException w:name="List Table 7 Colorful Accent 3" w:uiPriority="52"/>
+    <w:lsdException w:name="List Table 1 Light Accent 4" w:uiPriority="46"/>
+    <w:lsdException w:name="List Table 2 Accent 4" w:uiPriority="47"/>
+    <w:lsdException w:name="List Table 3 Accent 4" w:uiPriority="48"/>
+    <w:lsdException w:name="List Table 4 Accent 4" w:uiPriority="49"/>
+    <w:lsdException w:name="List Table 5 Dark Accent 4" w:uiPriority="50"/>
+    <w:lsdException w:name="List Table 6 Colorful Accent 4" w:uiPriority="51"/>
+    <w:lsdException w:name="List Table 7 Colorful Accent 4" w:uiPriority="52"/>
+    <w:lsdException w:name="List Table 1 Light Accent 5" w:uiPriority="46"/>
+    <w:lsdException w:name="List Table 2 Accent 5" w:uiPriority="47"/>
+    <w:lsdException w:name="List Table 3 Accent 5" w:uiPriority="48"/>
+    <w:lsdException w:name="List Table 4 Accent 5" w:uiPriority="49"/>
+    <w:lsdException w:name="List Table 5 Dark Accent 5" w:uiPriority="50"/>
+    <w:lsdException w:name="List Table 6 Colorful Accent 5" w:uiPriority="51"/>
+    <w:lsdException w:name="List Table 7 Colorful Accent 5" w:uiPriority="52"/>
+    <w:lsdException w:name="List Table 1 Light Accent 6" w:uiPriority="46"/>
+    <w:lsdException w:name="List Table 2 Accent 6" w:uiPriority="47"/>
+    <w:lsdException w:name="List Table 3 Accent 6" w:uiPriority="48"/>
+    <w:lsdException w:name="List Table 4 Accent 6" w:uiPriority="49"/>
+    <w:lsdException w:name="List Table 5 Dark Accent 6" w:uiPriority="50"/>
+    <w:lsdException w:name="List Table 6 Colorful Accent 6" w:uiPriority="51"/>
+    <w:lsdException w:name="List Table 7 Colorful Accent 6" w:uiPriority="52"/>
+    <w:lsdException w:name="Mention" w:semiHidden="1" w:unhideWhenUsed="1"/>
+    <w:lsdException w:name="Smart Hyperlink" w:semiHidden="1" w:unhideWhenUsed="1"/>
+    <w:lsdException w:name="Hashtag" w:semiHidden="1" w:unhideWhenUsed="1"/>
+    <w:lsdException w:name="Unresolved Mention" w:semiHidden="1" w:unhideWhenUsed="1"/>
+    <w:lsdException w:name="Smart Link" w:semiHidden="1" w:unhideWhenUsed="1"/>
   </w:latentStyles>
   <w:style w:type="paragraph" w:default="1" w:styleId="a">
     <w:name w:val="Normal"/>
@@ -2702,7 +2961,6 @@
     <w:uiPriority w:val="99"/>
     <w:semiHidden/>
     <w:unhideWhenUsed/>
-    <w:qFormat/>
     <w:tblPr>
       <w:tblInd w:w="0" w:type="dxa"/>
       <w:tblCellMar>
